--- a/docs/BalloonFlow_밸런스설계서.docx
+++ b/docs/BalloonFlow_밸런스설계서.docx
@@ -24,9 +24,9 @@
           <w:color w:val="646464"/>
           <w:sz w:val="22"/>
         </w:rPr>
-        <w:t>난이도 곡선 + 경제 시뮬레이션</w:t>
+        <w:t>난이도 곡선 + 코인 경제</w:t>
         <w:br/>
-        <w:t>2026. 03. 11 | Balance Design v1.0</w:t>
+        <w:t>Balance Design v2.0</w:t>
       </w:r>
     </w:p>
     <w:p/>
@@ -40,15 +40,20 @@
     </w:p>
     <w:p>
       <w:r>
-        <w:t>D(L) = W_color * (num_colors(L) - 3) / 5</w:t>
+        <w:t>홀더 초과 실패 메커닉에 맞춘 난이도 공식. 핵심: 색상 수↑ + 풍선 수↑ + 기믹 복잡도↑ + 홀더 복귀율↑ + 색상 편중↑ → 난이도↑</w:t>
+      </w:r>
+    </w:p>
+    <w:p>
+      <w:r>
+        <w:t>D(L) = W_color * (num_colors(L) - 2) / 6</w:t>
         <w:br/>
         <w:t xml:space="preserve">     + W_count * balloon_count(L) / 80</w:t>
         <w:br/>
-        <w:t xml:space="preserve">     + W_special * special_ratio(L)</w:t>
+        <w:t xml:space="preserve">     + W_gimmick * gimmick_weight(L)</w:t>
         <w:br/>
-        <w:t xml:space="preserve">     + W_buffer * (1 - (buffer_mult(L) - 1.0))</w:t>
+        <w:t xml:space="preserve">     + W_return * estimated_return_rate(L)</w:t>
         <w:br/>
-        <w:t xml:space="preserve">     + W_rail * rail_complexity(L)</w:t>
+        <w:t xml:space="preserve">     + W_skew * color_skew(L)</w:t>
       </w:r>
     </w:p>
     <w:p>
@@ -153,7 +158,7 @@
               <w:rPr>
                 <w:sz w:val="18"/>
               </w:rPr>
-              <w:t>25</w:t>
+              <w:t>20</w:t>
             </w:r>
           </w:p>
         </w:tc>
@@ -166,7 +171,7 @@
               <w:rPr>
                 <w:sz w:val="18"/>
               </w:rPr>
-              <w:t>색상 수 기반</w:t>
+              <w:t>색상 수 (2~8) — 홀더 슬롯 압박</w:t>
             </w:r>
           </w:p>
         </w:tc>
@@ -194,7 +199,7 @@
               <w:rPr>
                 <w:sz w:val="18"/>
               </w:rPr>
-              <w:t>25</w:t>
+              <w:t>20</w:t>
             </w:r>
           </w:p>
         </w:tc>
@@ -207,7 +212,7 @@
               <w:rPr>
                 <w:sz w:val="18"/>
               </w:rPr>
-              <w:t>풍선 수 기반</w:t>
+              <w:t>풍선 수 (6~65) — 보드 복잡도</w:t>
             </w:r>
           </w:p>
         </w:tc>
@@ -222,7 +227,48 @@
               <w:rPr>
                 <w:sz w:val="18"/>
               </w:rPr>
-              <w:t>W_special</w:t>
+              <w:t>W_gimmick</w:t>
+            </w:r>
+          </w:p>
+        </w:tc>
+        <w:tc>
+          <w:tcPr>
+            <w:tcW w:type="dxa" w:w="2880"/>
+          </w:tcPr>
+          <w:p>
+            <w:r>
+              <w:rPr>
+                <w:sz w:val="18"/>
+              </w:rPr>
+              <w:t>25</w:t>
+            </w:r>
+          </w:p>
+        </w:tc>
+        <w:tc>
+          <w:tcPr>
+            <w:tcW w:type="dxa" w:w="2880"/>
+          </w:tcPr>
+          <w:p>
+            <w:r>
+              <w:rPr>
+                <w:sz w:val="18"/>
+              </w:rPr>
+              <w:t>기믹 가중치 — 기믹별 독립 난이도 기여</w:t>
+            </w:r>
+          </w:p>
+        </w:tc>
+      </w:tr>
+      <w:tr>
+        <w:tc>
+          <w:tcPr>
+            <w:tcW w:type="dxa" w:w="2880"/>
+          </w:tcPr>
+          <w:p>
+            <w:r>
+              <w:rPr>
+                <w:sz w:val="18"/>
+              </w:rPr>
+              <w:t>W_return</w:t>
             </w:r>
           </w:p>
         </w:tc>
@@ -248,7 +294,7 @@
               <w:rPr>
                 <w:sz w:val="18"/>
               </w:rPr>
-              <w:t>특수 풍선 비율</w:t>
+              <w:t>홀더 복귀 예상율 — 원형 루프 핵심 긴장감</w:t>
             </w:r>
           </w:p>
         </w:tc>
@@ -263,7 +309,7 @@
               <w:rPr>
                 <w:sz w:val="18"/>
               </w:rPr>
-              <w:t>W_buffer</w:t>
+              <w:t>W_skew</w:t>
             </w:r>
           </w:p>
         </w:tc>
@@ -289,48 +335,7 @@
               <w:rPr>
                 <w:sz w:val="18"/>
               </w:rPr>
-              <w:t>다트 여유도 (역비례)</w:t>
-            </w:r>
-          </w:p>
-        </w:tc>
-      </w:tr>
-      <w:tr>
-        <w:tc>
-          <w:tcPr>
-            <w:tcW w:type="dxa" w:w="2880"/>
-          </w:tcPr>
-          <w:p>
-            <w:r>
-              <w:rPr>
-                <w:sz w:val="18"/>
-              </w:rPr>
-              <w:t>W_rail</w:t>
-            </w:r>
-          </w:p>
-        </w:tc>
-        <w:tc>
-          <w:tcPr>
-            <w:tcW w:type="dxa" w:w="2880"/>
-          </w:tcPr>
-          <w:p>
-            <w:r>
-              <w:rPr>
-                <w:sz w:val="18"/>
-              </w:rPr>
-              <w:t>15</w:t>
-            </w:r>
-          </w:p>
-        </w:tc>
-        <w:tc>
-          <w:tcPr>
-            <w:tcW w:type="dxa" w:w="2880"/>
-          </w:tcPr>
-          <w:p>
-            <w:r>
-              <w:rPr>
-                <w:sz w:val="18"/>
-              </w:rPr>
-              <w:t>레일 복잡도</w:t>
+              <w:t>색상 편중도 — 특정 색 과다 시 홀더 관리 난이도↑</w:t>
             </w:r>
           </w:p>
         </w:tc>
@@ -342,7 +347,277 @@
         <w:pStyle w:val="Heading2"/>
       </w:pPr>
       <w:r>
-        <w:t>1-2. 난이도 예시값</w:t>
+        <w:t>1-2. 기믹 가중치 테이블</w:t>
+      </w:r>
+    </w:p>
+    <w:tbl>
+      <w:tblPr>
+        <w:tblStyle w:val="TableGrid"/>
+        <w:tblW w:type="auto" w:w="0"/>
+        <w:jc w:val="center"/>
+        <w:tblLook w:firstColumn="1" w:firstRow="1" w:lastColumn="0" w:lastRow="0" w:noHBand="0" w:noVBand="1" w:val="04A0"/>
+      </w:tblPr>
+      <w:tblGrid>
+        <w:gridCol w:w="4320"/>
+        <w:gridCol w:w="4320"/>
+      </w:tblGrid>
+      <w:tr>
+        <w:tc>
+          <w:tcPr>
+            <w:tcW w:type="dxa" w:w="4320"/>
+            <w:shd w:val="clear" w:color="auto" w:fill="4472C4"/>
+          </w:tcPr>
+          <w:p>
+            <w:pPr>
+              <w:jc w:val="center"/>
+            </w:pPr>
+            <w:r>
+              <w:rPr>
+                <w:b/>
+                <w:color w:val="FFFFFF"/>
+                <w:sz w:val="18"/>
+              </w:rPr>
+              <w:t>기믹</w:t>
+            </w:r>
+          </w:p>
+        </w:tc>
+        <w:tc>
+          <w:tcPr>
+            <w:tcW w:type="dxa" w:w="4320"/>
+            <w:shd w:val="clear" w:color="auto" w:fill="4472C4"/>
+          </w:tcPr>
+          <w:p>
+            <w:pPr>
+              <w:jc w:val="center"/>
+            </w:pPr>
+            <w:r>
+              <w:rPr>
+                <w:b/>
+                <w:color w:val="FFFFFF"/>
+                <w:sz w:val="18"/>
+              </w:rPr>
+              <w:t>가중치</w:t>
+            </w:r>
+          </w:p>
+        </w:tc>
+      </w:tr>
+      <w:tr>
+        <w:tc>
+          <w:tcPr>
+            <w:tcW w:type="dxa" w:w="4320"/>
+          </w:tcPr>
+          <w:p>
+            <w:r>
+              <w:rPr>
+                <w:sz w:val="18"/>
+              </w:rPr>
+              <w:t>none</w:t>
+            </w:r>
+          </w:p>
+        </w:tc>
+        <w:tc>
+          <w:tcPr>
+            <w:tcW w:type="dxa" w:w="4320"/>
+          </w:tcPr>
+          <w:p>
+            <w:r>
+              <w:rPr>
+                <w:sz w:val="18"/>
+              </w:rPr>
+              <w:t>0.0</w:t>
+            </w:r>
+          </w:p>
+        </w:tc>
+      </w:tr>
+      <w:tr>
+        <w:tc>
+          <w:tcPr>
+            <w:tcW w:type="dxa" w:w="4320"/>
+          </w:tcPr>
+          <w:p>
+            <w:r>
+              <w:rPr>
+                <w:sz w:val="18"/>
+              </w:rPr>
+              <w:t>Hidden</w:t>
+            </w:r>
+          </w:p>
+        </w:tc>
+        <w:tc>
+          <w:tcPr>
+            <w:tcW w:type="dxa" w:w="4320"/>
+          </w:tcPr>
+          <w:p>
+            <w:r>
+              <w:rPr>
+                <w:sz w:val="18"/>
+              </w:rPr>
+              <w:t>0.15</w:t>
+            </w:r>
+          </w:p>
+        </w:tc>
+      </w:tr>
+      <w:tr>
+        <w:tc>
+          <w:tcPr>
+            <w:tcW w:type="dxa" w:w="4320"/>
+          </w:tcPr>
+          <w:p>
+            <w:r>
+              <w:rPr>
+                <w:sz w:val="18"/>
+              </w:rPr>
+              <w:t>Spawner_T</w:t>
+            </w:r>
+          </w:p>
+        </w:tc>
+        <w:tc>
+          <w:tcPr>
+            <w:tcW w:type="dxa" w:w="4320"/>
+          </w:tcPr>
+          <w:p>
+            <w:r>
+              <w:rPr>
+                <w:sz w:val="18"/>
+              </w:rPr>
+              <w:t>0.2</w:t>
+            </w:r>
+          </w:p>
+        </w:tc>
+      </w:tr>
+      <w:tr>
+        <w:tc>
+          <w:tcPr>
+            <w:tcW w:type="dxa" w:w="4320"/>
+          </w:tcPr>
+          <w:p>
+            <w:r>
+              <w:rPr>
+                <w:sz w:val="18"/>
+              </w:rPr>
+              <w:t>Spawner_O</w:t>
+            </w:r>
+          </w:p>
+        </w:tc>
+        <w:tc>
+          <w:tcPr>
+            <w:tcW w:type="dxa" w:w="4320"/>
+          </w:tcPr>
+          <w:p>
+            <w:r>
+              <w:rPr>
+                <w:sz w:val="18"/>
+              </w:rPr>
+              <w:t>0.25</w:t>
+            </w:r>
+          </w:p>
+        </w:tc>
+      </w:tr>
+      <w:tr>
+        <w:tc>
+          <w:tcPr>
+            <w:tcW w:type="dxa" w:w="4320"/>
+          </w:tcPr>
+          <w:p>
+            <w:r>
+              <w:rPr>
+                <w:sz w:val="18"/>
+              </w:rPr>
+              <w:t>BigObject</w:t>
+            </w:r>
+          </w:p>
+        </w:tc>
+        <w:tc>
+          <w:tcPr>
+            <w:tcW w:type="dxa" w:w="4320"/>
+          </w:tcPr>
+          <w:p>
+            <w:r>
+              <w:rPr>
+                <w:sz w:val="18"/>
+              </w:rPr>
+              <w:t>0.3</w:t>
+            </w:r>
+          </w:p>
+        </w:tc>
+      </w:tr>
+      <w:tr>
+        <w:tc>
+          <w:tcPr>
+            <w:tcW w:type="dxa" w:w="4320"/>
+          </w:tcPr>
+          <w:p>
+            <w:r>
+              <w:rPr>
+                <w:sz w:val="18"/>
+              </w:rPr>
+              <w:t>Chain</w:t>
+            </w:r>
+          </w:p>
+        </w:tc>
+        <w:tc>
+          <w:tcPr>
+            <w:tcW w:type="dxa" w:w="4320"/>
+          </w:tcPr>
+          <w:p>
+            <w:r>
+              <w:rPr>
+                <w:sz w:val="18"/>
+              </w:rPr>
+              <w:t>0.4</w:t>
+            </w:r>
+          </w:p>
+        </w:tc>
+      </w:tr>
+    </w:tbl>
+    <w:p/>
+    <w:p>
+      <w:r>
+        <w:t>복수 기믹 시 합산. max 1.0 clamp.</w:t>
+      </w:r>
+    </w:p>
+    <w:p>
+      <w:pPr>
+        <w:pStyle w:val="Heading2"/>
+      </w:pPr>
+      <w:r>
+        <w:t>1-3. 홀더 복귀 예상율</w:t>
+      </w:r>
+    </w:p>
+    <w:p>
+      <w:r>
+        <w:t>레벨 내 보관함이 한 바퀴 돌고도 탄창이 남아 홀더로 복귀할 확률 추정. = 1 - (매칭 가능 풍선 수 / 보관함 탄창 수) per color, 평균. 높을수록 홀더 초과 위험↑.</w:t>
+      </w:r>
+    </w:p>
+    <w:p>
+      <w:r>
+        <w:t>per_color_return = max(0, 1 - matching_balloons(color) / magazine(color)) estimated_return_rate = avg(per_color_return for each color)</w:t>
+      </w:r>
+    </w:p>
+    <w:p>
+      <w:pPr>
+        <w:pStyle w:val="Heading2"/>
+      </w:pPr>
+      <w:r>
+        <w:t>1-4. 색상 편중도</w:t>
+      </w:r>
+    </w:p>
+    <w:p>
+      <w:r>
+        <w:t>색상별 풍선 수 분포의 편중도. 균등하면 0, 한 색상에 몰리면 1에 가까움. 표준편차 기반: std(color_counts) / mean(color_counts), 정규화.</w:t>
+      </w:r>
+    </w:p>
+    <w:p>
+      <w:r>
+        <w:t>color_skew = min(1.0, std(color_counts) / mean(color_counts))</w:t>
+      </w:r>
+    </w:p>
+    <w:p>
+      <w:pPr>
+        <w:pStyle w:val="Heading2"/>
+      </w:pPr>
+      <w:r>
+        <w:t>1-5. 난이도 예시값</w:t>
       </w:r>
     </w:p>
     <w:tbl>
@@ -434,7 +709,7 @@
                 <w:color w:val="FFFFFF"/>
                 <w:sz w:val="18"/>
               </w:rPr>
-              <w:t>Special%</w:t>
+              <w:t>Gimmick</w:t>
             </w:r>
           </w:p>
         </w:tc>
@@ -453,7 +728,7 @@
                 <w:color w:val="FFFFFF"/>
                 <w:sz w:val="18"/>
               </w:rPr>
-              <w:t>Buffer</w:t>
+              <w:t>Return</w:t>
             </w:r>
           </w:p>
         </w:tc>
@@ -472,7 +747,7 @@
                 <w:color w:val="FFFFFF"/>
                 <w:sz w:val="18"/>
               </w:rPr>
-              <w:t>Rail</w:t>
+              <w:t>Skew</w:t>
             </w:r>
           </w:p>
         </w:tc>
@@ -519,7 +794,7 @@
               <w:rPr>
                 <w:sz w:val="18"/>
               </w:rPr>
-              <w:t>3</w:t>
+              <w:t>2</w:t>
             </w:r>
           </w:p>
         </w:tc>
@@ -532,7 +807,7 @@
               <w:rPr>
                 <w:sz w:val="18"/>
               </w:rPr>
-              <w:t>8</w:t>
+              <w:t>6</w:t>
             </w:r>
           </w:p>
         </w:tc>
@@ -558,7 +833,7 @@
               <w:rPr>
                 <w:sz w:val="18"/>
               </w:rPr>
-              <w:t>2.0</w:t>
+              <w:t>0.0</w:t>
             </w:r>
           </w:p>
         </w:tc>
@@ -584,7 +859,7 @@
               <w:rPr>
                 <w:sz w:val="18"/>
               </w:rPr>
-              <w:t>2.5</w:t>
+              <w:t>2.2</w:t>
             </w:r>
           </w:p>
         </w:tc>
@@ -599,7 +874,7 @@
               <w:rPr>
                 <w:sz w:val="18"/>
               </w:rPr>
-              <w:t>30</w:t>
+              <w:t>20</w:t>
             </w:r>
           </w:p>
         </w:tc>
@@ -612,7 +887,7 @@
               <w:rPr>
                 <w:sz w:val="18"/>
               </w:rPr>
-              <w:t>5</w:t>
+              <w:t>4</w:t>
             </w:r>
           </w:p>
         </w:tc>
@@ -625,7 +900,20 @@
               <w:rPr>
                 <w:sz w:val="18"/>
               </w:rPr>
-              <w:t>19</w:t>
+              <w:t>15</w:t>
+            </w:r>
+          </w:p>
+        </w:tc>
+        <w:tc>
+          <w:tcPr>
+            <w:tcW w:type="dxa" w:w="1234"/>
+          </w:tcPr>
+          <w:p>
+            <w:r>
+              <w:rPr>
+                <w:sz w:val="18"/>
+              </w:rPr>
+              <w:t>0.15</w:t>
             </w:r>
           </w:p>
         </w:tc>
@@ -651,7 +939,87 @@
               <w:rPr>
                 <w:sz w:val="18"/>
               </w:rPr>
-              <w:t>1.4</w:t>
+              <w:t>0.1</w:t>
+            </w:r>
+          </w:p>
+        </w:tc>
+        <w:tc>
+          <w:tcPr>
+            <w:tcW w:type="dxa" w:w="1234"/>
+          </w:tcPr>
+          <w:p>
+            <w:r>
+              <w:rPr>
+                <w:sz w:val="18"/>
+              </w:rPr>
+              <w:t>16.8</w:t>
+            </w:r>
+          </w:p>
+        </w:tc>
+      </w:tr>
+      <w:tr>
+        <w:tc>
+          <w:tcPr>
+            <w:tcW w:type="dxa" w:w="1234"/>
+          </w:tcPr>
+          <w:p>
+            <w:r>
+              <w:rPr>
+                <w:sz w:val="18"/>
+              </w:rPr>
+              <w:t>50</w:t>
+            </w:r>
+          </w:p>
+        </w:tc>
+        <w:tc>
+          <w:tcPr>
+            <w:tcW w:type="dxa" w:w="1234"/>
+          </w:tcPr>
+          <w:p>
+            <w:r>
+              <w:rPr>
+                <w:sz w:val="18"/>
+              </w:rPr>
+              <w:t>6</w:t>
+            </w:r>
+          </w:p>
+        </w:tc>
+        <w:tc>
+          <w:tcPr>
+            <w:tcW w:type="dxa" w:w="1234"/>
+          </w:tcPr>
+          <w:p>
+            <w:r>
+              <w:rPr>
+                <w:sz w:val="18"/>
+              </w:rPr>
+              <w:t>30</w:t>
+            </w:r>
+          </w:p>
+        </w:tc>
+        <w:tc>
+          <w:tcPr>
+            <w:tcW w:type="dxa" w:w="1234"/>
+          </w:tcPr>
+          <w:p>
+            <w:r>
+              <w:rPr>
+                <w:sz w:val="18"/>
+              </w:rPr>
+              <w:t>0.35</w:t>
+            </w:r>
+          </w:p>
+        </w:tc>
+        <w:tc>
+          <w:tcPr>
+            <w:tcW w:type="dxa" w:w="1234"/>
+          </w:tcPr>
+          <w:p>
+            <w:r>
+              <w:rPr>
+                <w:sz w:val="18"/>
+              </w:rPr>
+              <w:t>0.25</w:t>
             </w:r>
           </w:p>
         </w:tc>
@@ -677,7 +1045,100 @@
               <w:rPr>
                 <w:sz w:val="18"/>
               </w:rPr>
-              <w:t>29.9</w:t>
+              <w:t>42.0</w:t>
+            </w:r>
+          </w:p>
+        </w:tc>
+      </w:tr>
+      <w:tr>
+        <w:tc>
+          <w:tcPr>
+            <w:tcW w:type="dxa" w:w="1234"/>
+          </w:tcPr>
+          <w:p>
+            <w:r>
+              <w:rPr>
+                <w:sz w:val="18"/>
+              </w:rPr>
+              <w:t>80</w:t>
+            </w:r>
+          </w:p>
+        </w:tc>
+        <w:tc>
+          <w:tcPr>
+            <w:tcW w:type="dxa" w:w="1234"/>
+          </w:tcPr>
+          <w:p>
+            <w:r>
+              <w:rPr>
+                <w:sz w:val="18"/>
+              </w:rPr>
+              <w:t>7</w:t>
+            </w:r>
+          </w:p>
+        </w:tc>
+        <w:tc>
+          <w:tcPr>
+            <w:tcW w:type="dxa" w:w="1234"/>
+          </w:tcPr>
+          <w:p>
+            <w:r>
+              <w:rPr>
+                <w:sz w:val="18"/>
+              </w:rPr>
+              <w:t>50</w:t>
+            </w:r>
+          </w:p>
+        </w:tc>
+        <w:tc>
+          <w:tcPr>
+            <w:tcW w:type="dxa" w:w="1234"/>
+          </w:tcPr>
+          <w:p>
+            <w:r>
+              <w:rPr>
+                <w:sz w:val="18"/>
+              </w:rPr>
+              <w:t>0.55</w:t>
+            </w:r>
+          </w:p>
+        </w:tc>
+        <w:tc>
+          <w:tcPr>
+            <w:tcW w:type="dxa" w:w="1234"/>
+          </w:tcPr>
+          <w:p>
+            <w:r>
+              <w:rPr>
+                <w:sz w:val="18"/>
+              </w:rPr>
+              <w:t>0.4</w:t>
+            </w:r>
+          </w:p>
+        </w:tc>
+        <w:tc>
+          <w:tcPr>
+            <w:tcW w:type="dxa" w:w="1234"/>
+          </w:tcPr>
+          <w:p>
+            <w:r>
+              <w:rPr>
+                <w:sz w:val="18"/>
+              </w:rPr>
+              <w:t>0.35</w:t>
+            </w:r>
+          </w:p>
+        </w:tc>
+        <w:tc>
+          <w:tcPr>
+            <w:tcW w:type="dxa" w:w="1234"/>
+          </w:tcPr>
+          <w:p>
+            <w:r>
+              <w:rPr>
+                <w:sz w:val="18"/>
+              </w:rPr>
+              <w:t>65.5</w:t>
             </w:r>
           </w:p>
         </w:tc>
@@ -705,99 +1166,6 @@
               <w:rPr>
                 <w:sz w:val="18"/>
               </w:rPr>
-              <w:t>7</w:t>
-            </w:r>
-          </w:p>
-        </w:tc>
-        <w:tc>
-          <w:tcPr>
-            <w:tcW w:type="dxa" w:w="1234"/>
-          </w:tcPr>
-          <w:p>
-            <w:r>
-              <w:rPr>
-                <w:sz w:val="18"/>
-              </w:rPr>
-              <w:t>45</w:t>
-            </w:r>
-          </w:p>
-        </w:tc>
-        <w:tc>
-          <w:tcPr>
-            <w:tcW w:type="dxa" w:w="1234"/>
-          </w:tcPr>
-          <w:p>
-            <w:r>
-              <w:rPr>
-                <w:sz w:val="18"/>
-              </w:rPr>
-              <w:t>0.2</w:t>
-            </w:r>
-          </w:p>
-        </w:tc>
-        <w:tc>
-          <w:tcPr>
-            <w:tcW w:type="dxa" w:w="1234"/>
-          </w:tcPr>
-          <w:p>
-            <w:r>
-              <w:rPr>
-                <w:sz w:val="18"/>
-              </w:rPr>
-              <w:t>1.15</w:t>
-            </w:r>
-          </w:p>
-        </w:tc>
-        <w:tc>
-          <w:tcPr>
-            <w:tcW w:type="dxa" w:w="1234"/>
-          </w:tcPr>
-          <w:p>
-            <w:r>
-              <w:rPr>
-                <w:sz w:val="18"/>
-              </w:rPr>
-              <w:t>0.6</w:t>
-            </w:r>
-          </w:p>
-        </w:tc>
-        <w:tc>
-          <w:tcPr>
-            <w:tcW w:type="dxa" w:w="1234"/>
-          </w:tcPr>
-          <w:p>
-            <w:r>
-              <w:rPr>
-                <w:sz w:val="18"/>
-              </w:rPr>
-              <w:t>59.8</w:t>
-            </w:r>
-          </w:p>
-        </w:tc>
-      </w:tr>
-      <w:tr>
-        <w:tc>
-          <w:tcPr>
-            <w:tcW w:type="dxa" w:w="1234"/>
-          </w:tcPr>
-          <w:p>
-            <w:r>
-              <w:rPr>
-                <w:sz w:val="18"/>
-              </w:rPr>
-              <w:t>200</w:t>
-            </w:r>
-          </w:p>
-        </w:tc>
-        <w:tc>
-          <w:tcPr>
-            <w:tcW w:type="dxa" w:w="1234"/>
-          </w:tcPr>
-          <w:p>
-            <w:r>
-              <w:rPr>
-                <w:sz w:val="18"/>
-              </w:rPr>
               <w:t>8</w:t>
             </w:r>
           </w:p>
@@ -811,7 +1179,7 @@
               <w:rPr>
                 <w:sz w:val="18"/>
               </w:rPr>
-              <w:t>78</w:t>
+              <w:t>65</w:t>
             </w:r>
           </w:p>
         </w:tc>
@@ -824,7 +1192,7 @@
               <w:rPr>
                 <w:sz w:val="18"/>
               </w:rPr>
-              <w:t>0.3</w:t>
+              <w:t>0.7</w:t>
             </w:r>
           </w:p>
         </w:tc>
@@ -837,7 +1205,7 @@
               <w:rPr>
                 <w:sz w:val="18"/>
               </w:rPr>
-              <w:t>1.05</w:t>
+              <w:t>0.55</w:t>
             </w:r>
           </w:p>
         </w:tc>
@@ -850,7 +1218,7 @@
               <w:rPr>
                 <w:sz w:val="18"/>
               </w:rPr>
-              <w:t>0.9</w:t>
+              <w:t>0.45</w:t>
             </w:r>
           </w:p>
         </w:tc>
@@ -863,7 +1231,7 @@
               <w:rPr>
                 <w:sz w:val="18"/>
               </w:rPr>
-              <w:t>83.1</w:t>
+              <w:t>82.0</w:t>
             </w:r>
           </w:p>
         </w:tc>
@@ -880,7 +1248,7 @@
     </w:p>
     <w:p>
       <w:r>
-        <w:t>5레벨 주기. Position 0(쉬움)→3(하드 스파이크)→4(휴식). 매 챕터 마지막 레벨(20, 40, 60...)은 보스 레벨로 별도 설정.</w:t>
+        <w:t>패키지 내 20레벨 톱니 패턴. pos 4,9,14,19 = 하드/슈퍼하드 스파이크. pos 5,10,15,20 = 휴식 (난이도 하락). pos 1 or 11 = 기믹 도입 튜토리얼 (쉬움). 슈퍼하드: PKG2+ pos 19.</w:t>
       </w:r>
     </w:p>
     <w:tbl>
@@ -933,7 +1301,7 @@
                 <w:color w:val="FFFFFF"/>
                 <w:sz w:val="18"/>
               </w:rPr>
-              <w:t>0 (쉬움)</w:t>
+              <w:t>0</w:t>
             </w:r>
           </w:p>
         </w:tc>
@@ -990,7 +1358,7 @@
                 <w:color w:val="FFFFFF"/>
                 <w:sz w:val="18"/>
               </w:rPr>
-              <w:t>3 (스파이크)</w:t>
+              <w:t>3</w:t>
             </w:r>
           </w:p>
         </w:tc>
@@ -1009,7 +1377,7 @@
                 <w:color w:val="FFFFFF"/>
                 <w:sz w:val="18"/>
               </w:rPr>
-              <w:t>4 (휴식)</w:t>
+              <w:t>4</w:t>
             </w:r>
           </w:p>
         </w:tc>
@@ -1101,496 +1469,25 @@
         <w:pStyle w:val="Heading1"/>
       </w:pPr>
       <w:r>
-        <w:t>3. 다트 수 (Move Limit)</w:t>
+        <w:t>3. 탄창 수 (Magazine Count)</w:t>
       </w:r>
     </w:p>
     <w:p>
       <w:r>
-        <w:t>optimal_darts = simulate(level_data) OR ceil(balloon_count * 0.7) buffer_mult = purpose_buffer[level_purpose] dart_count = ceil(optimal_darts * buffer_mult)</w:t>
-      </w:r>
-    </w:p>
-    <w:tbl>
-      <w:tblPr>
-        <w:tblStyle w:val="TableGrid"/>
-        <w:tblW w:type="auto" w:w="0"/>
-        <w:jc w:val="center"/>
-        <w:tblLook w:firstColumn="1" w:firstRow="1" w:lastColumn="0" w:lastRow="0" w:noHBand="0" w:noVBand="1" w:val="04A0"/>
-      </w:tblPr>
-      <w:tblGrid>
-        <w:gridCol w:w="1440"/>
-        <w:gridCol w:w="1440"/>
-        <w:gridCol w:w="1440"/>
-        <w:gridCol w:w="1440"/>
-        <w:gridCol w:w="1440"/>
-        <w:gridCol w:w="1440"/>
-      </w:tblGrid>
-      <w:tr>
-        <w:tc>
-          <w:tcPr>
-            <w:tcW w:type="dxa" w:w="1440"/>
-            <w:shd w:val="clear" w:color="auto" w:fill="4472C4"/>
-          </w:tcPr>
-          <w:p>
-            <w:pPr>
-              <w:jc w:val="center"/>
-            </w:pPr>
-            <w:r>
-              <w:rPr>
-                <w:b/>
-                <w:color w:val="FFFFFF"/>
-                <w:sz w:val="18"/>
-              </w:rPr>
-              <w:t>Level</w:t>
-            </w:r>
-          </w:p>
-        </w:tc>
-        <w:tc>
-          <w:tcPr>
-            <w:tcW w:type="dxa" w:w="1440"/>
-            <w:shd w:val="clear" w:color="auto" w:fill="4472C4"/>
-          </w:tcPr>
-          <w:p>
-            <w:pPr>
-              <w:jc w:val="center"/>
-            </w:pPr>
-            <w:r>
-              <w:rPr>
-                <w:b/>
-                <w:color w:val="FFFFFF"/>
-                <w:sz w:val="18"/>
-              </w:rPr>
-              <w:t>Balloons</w:t>
-            </w:r>
-          </w:p>
-        </w:tc>
-        <w:tc>
-          <w:tcPr>
-            <w:tcW w:type="dxa" w:w="1440"/>
-            <w:shd w:val="clear" w:color="auto" w:fill="4472C4"/>
-          </w:tcPr>
-          <w:p>
-            <w:pPr>
-              <w:jc w:val="center"/>
-            </w:pPr>
-            <w:r>
-              <w:rPr>
-                <w:b/>
-                <w:color w:val="FFFFFF"/>
-                <w:sz w:val="18"/>
-              </w:rPr>
-              <w:t>Optimal</w:t>
-            </w:r>
-          </w:p>
-        </w:tc>
-        <w:tc>
-          <w:tcPr>
-            <w:tcW w:type="dxa" w:w="1440"/>
-            <w:shd w:val="clear" w:color="auto" w:fill="4472C4"/>
-          </w:tcPr>
-          <w:p>
-            <w:pPr>
-              <w:jc w:val="center"/>
-            </w:pPr>
-            <w:r>
-              <w:rPr>
-                <w:b/>
-                <w:color w:val="FFFFFF"/>
-                <w:sz w:val="18"/>
-              </w:rPr>
-              <w:t>Purpose</w:t>
-            </w:r>
-          </w:p>
-        </w:tc>
-        <w:tc>
-          <w:tcPr>
-            <w:tcW w:type="dxa" w:w="1440"/>
-            <w:shd w:val="clear" w:color="auto" w:fill="4472C4"/>
-          </w:tcPr>
-          <w:p>
-            <w:pPr>
-              <w:jc w:val="center"/>
-            </w:pPr>
-            <w:r>
-              <w:rPr>
-                <w:b/>
-                <w:color w:val="FFFFFF"/>
-                <w:sz w:val="18"/>
-              </w:rPr>
-              <w:t>Buffer</w:t>
-            </w:r>
-          </w:p>
-        </w:tc>
-        <w:tc>
-          <w:tcPr>
-            <w:tcW w:type="dxa" w:w="1440"/>
-            <w:shd w:val="clear" w:color="auto" w:fill="4472C4"/>
-          </w:tcPr>
-          <w:p>
-            <w:pPr>
-              <w:jc w:val="center"/>
-            </w:pPr>
-            <w:r>
-              <w:rPr>
-                <w:b/>
-                <w:color w:val="FFFFFF"/>
-                <w:sz w:val="18"/>
-              </w:rPr>
-              <w:t>Darts</w:t>
-            </w:r>
-          </w:p>
-        </w:tc>
-      </w:tr>
-      <w:tr>
-        <w:tc>
-          <w:tcPr>
-            <w:tcW w:type="dxa" w:w="1440"/>
-          </w:tcPr>
-          <w:p>
-            <w:r>
-              <w:rPr>
-                <w:sz w:val="18"/>
-              </w:rPr>
-              <w:t>1</w:t>
-            </w:r>
-          </w:p>
-        </w:tc>
-        <w:tc>
-          <w:tcPr>
-            <w:tcW w:type="dxa" w:w="1440"/>
-          </w:tcPr>
-          <w:p>
-            <w:r>
-              <w:rPr>
-                <w:sz w:val="18"/>
-              </w:rPr>
-              <w:t>8</w:t>
-            </w:r>
-          </w:p>
-        </w:tc>
-        <w:tc>
-          <w:tcPr>
-            <w:tcW w:type="dxa" w:w="1440"/>
-          </w:tcPr>
-          <w:p>
-            <w:r>
-              <w:rPr>
-                <w:sz w:val="18"/>
-              </w:rPr>
-              <w:t>6</w:t>
-            </w:r>
-          </w:p>
-        </w:tc>
-        <w:tc>
-          <w:tcPr>
-            <w:tcW w:type="dxa" w:w="1440"/>
-          </w:tcPr>
-          <w:p>
-            <w:r>
-              <w:rPr>
-                <w:sz w:val="18"/>
-              </w:rPr>
-              <w:t>learning</w:t>
-            </w:r>
-          </w:p>
-        </w:tc>
-        <w:tc>
-          <w:tcPr>
-            <w:tcW w:type="dxa" w:w="1440"/>
-          </w:tcPr>
-          <w:p>
-            <w:r>
-              <w:rPr>
-                <w:sz w:val="18"/>
-              </w:rPr>
-              <w:t>2.0</w:t>
-            </w:r>
-          </w:p>
-        </w:tc>
-        <w:tc>
-          <w:tcPr>
-            <w:tcW w:type="dxa" w:w="1440"/>
-          </w:tcPr>
-          <w:p>
-            <w:r>
-              <w:rPr>
-                <w:sz w:val="18"/>
-              </w:rPr>
-              <w:t>12</w:t>
-            </w:r>
-          </w:p>
-        </w:tc>
-      </w:tr>
-      <w:tr>
-        <w:tc>
-          <w:tcPr>
-            <w:tcW w:type="dxa" w:w="1440"/>
-          </w:tcPr>
-          <w:p>
-            <w:r>
-              <w:rPr>
-                <w:sz w:val="18"/>
-              </w:rPr>
-              <w:t>50</w:t>
-            </w:r>
-          </w:p>
-        </w:tc>
-        <w:tc>
-          <w:tcPr>
-            <w:tcW w:type="dxa" w:w="1440"/>
-          </w:tcPr>
-          <w:p>
-            <w:r>
-              <w:rPr>
-                <w:sz w:val="18"/>
-              </w:rPr>
-              <w:t>28</w:t>
-            </w:r>
-          </w:p>
-        </w:tc>
-        <w:tc>
-          <w:tcPr>
-            <w:tcW w:type="dxa" w:w="1440"/>
-          </w:tcPr>
-          <w:p>
-            <w:r>
-              <w:rPr>
-                <w:sz w:val="18"/>
-              </w:rPr>
-              <w:t>20</w:t>
-            </w:r>
-          </w:p>
-        </w:tc>
-        <w:tc>
-          <w:tcPr>
-            <w:tcW w:type="dxa" w:w="1440"/>
-          </w:tcPr>
-          <w:p>
-            <w:r>
-              <w:rPr>
-                <w:sz w:val="18"/>
-              </w:rPr>
-              <w:t>rest</w:t>
-            </w:r>
-          </w:p>
-        </w:tc>
-        <w:tc>
-          <w:tcPr>
-            <w:tcW w:type="dxa" w:w="1440"/>
-          </w:tcPr>
-          <w:p>
-            <w:r>
-              <w:rPr>
-                <w:sz w:val="18"/>
-              </w:rPr>
-              <w:t>1.5</w:t>
-            </w:r>
-          </w:p>
-        </w:tc>
-        <w:tc>
-          <w:tcPr>
-            <w:tcW w:type="dxa" w:w="1440"/>
-          </w:tcPr>
-          <w:p>
-            <w:r>
-              <w:rPr>
-                <w:sz w:val="18"/>
-              </w:rPr>
-              <w:t>30</w:t>
-            </w:r>
-          </w:p>
-        </w:tc>
-      </w:tr>
-      <w:tr>
-        <w:tc>
-          <w:tcPr>
-            <w:tcW w:type="dxa" w:w="1440"/>
-          </w:tcPr>
-          <w:p>
-            <w:r>
-              <w:rPr>
-                <w:sz w:val="18"/>
-              </w:rPr>
-              <w:t>100</w:t>
-            </w:r>
-          </w:p>
-        </w:tc>
-        <w:tc>
-          <w:tcPr>
-            <w:tcW w:type="dxa" w:w="1440"/>
-          </w:tcPr>
-          <w:p>
-            <w:r>
-              <w:rPr>
-                <w:sz w:val="18"/>
-              </w:rPr>
-              <w:t>45</w:t>
-            </w:r>
-          </w:p>
-        </w:tc>
-        <w:tc>
-          <w:tcPr>
-            <w:tcW w:type="dxa" w:w="1440"/>
-          </w:tcPr>
-          <w:p>
-            <w:r>
-              <w:rPr>
-                <w:sz w:val="18"/>
-              </w:rPr>
-              <w:t>32</w:t>
-            </w:r>
-          </w:p>
-        </w:tc>
-        <w:tc>
-          <w:tcPr>
-            <w:tcW w:type="dxa" w:w="1440"/>
-          </w:tcPr>
-          <w:p>
-            <w:r>
-              <w:rPr>
-                <w:sz w:val="18"/>
-              </w:rPr>
-              <w:t>challenge</w:t>
-            </w:r>
-          </w:p>
-        </w:tc>
-        <w:tc>
-          <w:tcPr>
-            <w:tcW w:type="dxa" w:w="1440"/>
-          </w:tcPr>
-          <w:p>
-            <w:r>
-              <w:rPr>
-                <w:sz w:val="18"/>
-              </w:rPr>
-              <w:t>1.15</w:t>
-            </w:r>
-          </w:p>
-        </w:tc>
-        <w:tc>
-          <w:tcPr>
-            <w:tcW w:type="dxa" w:w="1440"/>
-          </w:tcPr>
-          <w:p>
-            <w:r>
-              <w:rPr>
-                <w:sz w:val="18"/>
-              </w:rPr>
-              <w:t>37</w:t>
-            </w:r>
-          </w:p>
-        </w:tc>
-      </w:tr>
-      <w:tr>
-        <w:tc>
-          <w:tcPr>
-            <w:tcW w:type="dxa" w:w="1440"/>
-          </w:tcPr>
-          <w:p>
-            <w:r>
-              <w:rPr>
-                <w:sz w:val="18"/>
-              </w:rPr>
-              <w:t>150</w:t>
-            </w:r>
-          </w:p>
-        </w:tc>
-        <w:tc>
-          <w:tcPr>
-            <w:tcW w:type="dxa" w:w="1440"/>
-          </w:tcPr>
-          <w:p>
-            <w:r>
-              <w:rPr>
-                <w:sz w:val="18"/>
-              </w:rPr>
-              <w:t>60</w:t>
-            </w:r>
-          </w:p>
-        </w:tc>
-        <w:tc>
-          <w:tcPr>
-            <w:tcW w:type="dxa" w:w="1440"/>
-          </w:tcPr>
-          <w:p>
-            <w:r>
-              <w:rPr>
-                <w:sz w:val="18"/>
-              </w:rPr>
-              <w:t>42</w:t>
-            </w:r>
-          </w:p>
-        </w:tc>
-        <w:tc>
-          <w:tcPr>
-            <w:tcW w:type="dxa" w:w="1440"/>
-          </w:tcPr>
-          <w:p>
-            <w:r>
-              <w:rPr>
-                <w:sz w:val="18"/>
-              </w:rPr>
-              <w:t>monetization</w:t>
-            </w:r>
-          </w:p>
-        </w:tc>
-        <w:tc>
-          <w:tcPr>
-            <w:tcW w:type="dxa" w:w="1440"/>
-          </w:tcPr>
-          <w:p>
-            <w:r>
-              <w:rPr>
-                <w:sz w:val="18"/>
-              </w:rPr>
-              <w:t>1.05</w:t>
-            </w:r>
-          </w:p>
-        </w:tc>
-        <w:tc>
-          <w:tcPr>
-            <w:tcW w:type="dxa" w:w="1440"/>
-          </w:tcPr>
-          <w:p>
-            <w:r>
-              <w:rPr>
-                <w:sz w:val="18"/>
-              </w:rPr>
-              <w:t>45</w:t>
-            </w:r>
-          </w:p>
-        </w:tc>
-      </w:tr>
-    </w:tbl>
-    <w:p/>
-    <w:p>
-      <w:pPr>
-        <w:pStyle w:val="Heading1"/>
-      </w:pPr>
-      <w:r>
-        <w:t>4. 풍선 이동 속도</w:t>
+        <w:t>무브 제한 = 모든 보관함의 탄창 합계. 보관함 수 = 사용 색상 수. 각 보관함의 탄창 수를 조정하여 총 무브 제한 결정.</w:t>
       </w:r>
     </w:p>
     <w:p>
       <w:r>
-        <w:t>공식: speed(L) = 1.0 + (L / 200) * 0.8</w:t>
-      </w:r>
-    </w:p>
-    <w:p>
-      <w:r>
-        <w:t>범위: 1.0 ~ 1.8 units/sec</w:t>
+        <w:t>optimal_darts = simulate(level_data) OR ceil(balloon_count * 0.7) buffer_mult = purpose_buffer[level_purpose] total_magazine = ceil(optimal_darts * buffer_mult) magazine_per_holder = distribute(total_magazine, holder_count)</w:t>
       </w:r>
     </w:p>
     <w:p>
       <w:pPr>
-        <w:pStyle w:val="Heading1"/>
+        <w:pStyle w:val="Heading2"/>
       </w:pPr>
       <w:r>
-        <w:t>5. 오버플로우 한도</w:t>
-      </w:r>
-    </w:p>
-    <w:p>
-      <w:r>
-        <w:t>공식: overflow(L) = max(5, 15 - floor(L / 25))</w:t>
+        <w:t>3-1. Purpose Buffer</w:t>
       </w:r>
     </w:p>
     <w:tbl>
@@ -1620,7 +1517,7 @@
                 <w:color w:val="FFFFFF"/>
                 <w:sz w:val="18"/>
               </w:rPr>
-              <w:t>Level</w:t>
+              <w:t>목적</w:t>
             </w:r>
           </w:p>
         </w:tc>
@@ -1639,7 +1536,7 @@
                 <w:color w:val="FFFFFF"/>
                 <w:sz w:val="18"/>
               </w:rPr>
-              <w:t>Overflow Limit</w:t>
+              <w:t>Buffer 배율</w:t>
             </w:r>
           </w:p>
         </w:tc>
@@ -1654,7 +1551,7 @@
               <w:rPr>
                 <w:sz w:val="18"/>
               </w:rPr>
-              <w:t>1</w:t>
+              <w:t>튜토리얼</w:t>
             </w:r>
           </w:p>
         </w:tc>
@@ -1667,7 +1564,7 @@
               <w:rPr>
                 <w:sz w:val="18"/>
               </w:rPr>
-              <w:t>15</w:t>
+              <w:t>2.0</w:t>
             </w:r>
           </w:p>
         </w:tc>
@@ -1682,7 +1579,7 @@
               <w:rPr>
                 <w:sz w:val="18"/>
               </w:rPr>
-              <w:t>50</w:t>
+              <w:t>노말</w:t>
             </w:r>
           </w:p>
         </w:tc>
@@ -1695,7 +1592,7 @@
               <w:rPr>
                 <w:sz w:val="18"/>
               </w:rPr>
-              <w:t>13</w:t>
+              <w:t>1.4</w:t>
             </w:r>
           </w:p>
         </w:tc>
@@ -1710,7 +1607,7 @@
               <w:rPr>
                 <w:sz w:val="18"/>
               </w:rPr>
-              <w:t>100</w:t>
+              <w:t>하드</w:t>
             </w:r>
           </w:p>
         </w:tc>
@@ -1723,7 +1620,7 @@
               <w:rPr>
                 <w:sz w:val="18"/>
               </w:rPr>
-              <w:t>11</w:t>
+              <w:t>1.15</w:t>
             </w:r>
           </w:p>
         </w:tc>
@@ -1738,7 +1635,7 @@
               <w:rPr>
                 <w:sz w:val="18"/>
               </w:rPr>
-              <w:t>200</w:t>
+              <w:t>슈퍼하드</w:t>
             </w:r>
           </w:p>
         </w:tc>
@@ -1751,7 +1648,712 @@
               <w:rPr>
                 <w:sz w:val="18"/>
               </w:rPr>
-              <w:t>7</w:t>
+              <w:t>1.05</w:t>
+            </w:r>
+          </w:p>
+        </w:tc>
+      </w:tr>
+      <w:tr>
+        <w:tc>
+          <w:tcPr>
+            <w:tcW w:type="dxa" w:w="4320"/>
+          </w:tcPr>
+          <w:p>
+            <w:r>
+              <w:rPr>
+                <w:sz w:val="18"/>
+              </w:rPr>
+              <w:t>휴식</w:t>
+            </w:r>
+          </w:p>
+        </w:tc>
+        <w:tc>
+          <w:tcPr>
+            <w:tcW w:type="dxa" w:w="4320"/>
+          </w:tcPr>
+          <w:p>
+            <w:r>
+              <w:rPr>
+                <w:sz w:val="18"/>
+              </w:rPr>
+              <w:t>1.5</w:t>
+            </w:r>
+          </w:p>
+        </w:tc>
+      </w:tr>
+    </w:tbl>
+    <w:p/>
+    <w:p>
+      <w:pPr>
+        <w:pStyle w:val="Heading2"/>
+      </w:pPr>
+      <w:r>
+        <w:t>3-2. 탄창 예시값</w:t>
+      </w:r>
+    </w:p>
+    <w:tbl>
+      <w:tblPr>
+        <w:tblStyle w:val="TableGrid"/>
+        <w:tblW w:type="auto" w:w="0"/>
+        <w:jc w:val="center"/>
+        <w:tblLook w:firstColumn="1" w:firstRow="1" w:lastColumn="0" w:lastRow="0" w:noHBand="0" w:noVBand="1" w:val="04A0"/>
+      </w:tblPr>
+      <w:tblGrid>
+        <w:gridCol w:w="960"/>
+        <w:gridCol w:w="960"/>
+        <w:gridCol w:w="960"/>
+        <w:gridCol w:w="960"/>
+        <w:gridCol w:w="960"/>
+        <w:gridCol w:w="960"/>
+        <w:gridCol w:w="960"/>
+        <w:gridCol w:w="960"/>
+        <w:gridCol w:w="960"/>
+      </w:tblGrid>
+      <w:tr>
+        <w:tc>
+          <w:tcPr>
+            <w:tcW w:type="dxa" w:w="960"/>
+            <w:shd w:val="clear" w:color="auto" w:fill="4472C4"/>
+          </w:tcPr>
+          <w:p>
+            <w:pPr>
+              <w:jc w:val="center"/>
+            </w:pPr>
+            <w:r>
+              <w:rPr>
+                <w:b/>
+                <w:color w:val="FFFFFF"/>
+                <w:sz w:val="18"/>
+              </w:rPr>
+              <w:t>Level</w:t>
+            </w:r>
+          </w:p>
+        </w:tc>
+        <w:tc>
+          <w:tcPr>
+            <w:tcW w:type="dxa" w:w="960"/>
+            <w:shd w:val="clear" w:color="auto" w:fill="4472C4"/>
+          </w:tcPr>
+          <w:p>
+            <w:pPr>
+              <w:jc w:val="center"/>
+            </w:pPr>
+            <w:r>
+              <w:rPr>
+                <w:b/>
+                <w:color w:val="FFFFFF"/>
+                <w:sz w:val="18"/>
+              </w:rPr>
+              <w:t>Balloons</w:t>
+            </w:r>
+          </w:p>
+        </w:tc>
+        <w:tc>
+          <w:tcPr>
+            <w:tcW w:type="dxa" w:w="960"/>
+            <w:shd w:val="clear" w:color="auto" w:fill="4472C4"/>
+          </w:tcPr>
+          <w:p>
+            <w:pPr>
+              <w:jc w:val="center"/>
+            </w:pPr>
+            <w:r>
+              <w:rPr>
+                <w:b/>
+                <w:color w:val="FFFFFF"/>
+                <w:sz w:val="18"/>
+              </w:rPr>
+              <w:t>Colors</w:t>
+            </w:r>
+          </w:p>
+        </w:tc>
+        <w:tc>
+          <w:tcPr>
+            <w:tcW w:type="dxa" w:w="960"/>
+            <w:shd w:val="clear" w:color="auto" w:fill="4472C4"/>
+          </w:tcPr>
+          <w:p>
+            <w:pPr>
+              <w:jc w:val="center"/>
+            </w:pPr>
+            <w:r>
+              <w:rPr>
+                <w:b/>
+                <w:color w:val="FFFFFF"/>
+                <w:sz w:val="18"/>
+              </w:rPr>
+              <w:t>Holders</w:t>
+            </w:r>
+          </w:p>
+        </w:tc>
+        <w:tc>
+          <w:tcPr>
+            <w:tcW w:type="dxa" w:w="960"/>
+            <w:shd w:val="clear" w:color="auto" w:fill="4472C4"/>
+          </w:tcPr>
+          <w:p>
+            <w:pPr>
+              <w:jc w:val="center"/>
+            </w:pPr>
+            <w:r>
+              <w:rPr>
+                <w:b/>
+                <w:color w:val="FFFFFF"/>
+                <w:sz w:val="18"/>
+              </w:rPr>
+              <w:t>Optimal</w:t>
+            </w:r>
+          </w:p>
+        </w:tc>
+        <w:tc>
+          <w:tcPr>
+            <w:tcW w:type="dxa" w:w="960"/>
+            <w:shd w:val="clear" w:color="auto" w:fill="4472C4"/>
+          </w:tcPr>
+          <w:p>
+            <w:pPr>
+              <w:jc w:val="center"/>
+            </w:pPr>
+            <w:r>
+              <w:rPr>
+                <w:b/>
+                <w:color w:val="FFFFFF"/>
+                <w:sz w:val="18"/>
+              </w:rPr>
+              <w:t>Purpose</w:t>
+            </w:r>
+          </w:p>
+        </w:tc>
+        <w:tc>
+          <w:tcPr>
+            <w:tcW w:type="dxa" w:w="960"/>
+            <w:shd w:val="clear" w:color="auto" w:fill="4472C4"/>
+          </w:tcPr>
+          <w:p>
+            <w:pPr>
+              <w:jc w:val="center"/>
+            </w:pPr>
+            <w:r>
+              <w:rPr>
+                <w:b/>
+                <w:color w:val="FFFFFF"/>
+                <w:sz w:val="18"/>
+              </w:rPr>
+              <w:t>Buffer</w:t>
+            </w:r>
+          </w:p>
+        </w:tc>
+        <w:tc>
+          <w:tcPr>
+            <w:tcW w:type="dxa" w:w="960"/>
+            <w:shd w:val="clear" w:color="auto" w:fill="4472C4"/>
+          </w:tcPr>
+          <w:p>
+            <w:pPr>
+              <w:jc w:val="center"/>
+            </w:pPr>
+            <w:r>
+              <w:rPr>
+                <w:b/>
+                <w:color w:val="FFFFFF"/>
+                <w:sz w:val="18"/>
+              </w:rPr>
+              <w:t>Total</w:t>
+            </w:r>
+          </w:p>
+        </w:tc>
+        <w:tc>
+          <w:tcPr>
+            <w:tcW w:type="dxa" w:w="960"/>
+            <w:shd w:val="clear" w:color="auto" w:fill="4472C4"/>
+          </w:tcPr>
+          <w:p>
+            <w:pPr>
+              <w:jc w:val="center"/>
+            </w:pPr>
+            <w:r>
+              <w:rPr>
+                <w:b/>
+                <w:color w:val="FFFFFF"/>
+                <w:sz w:val="18"/>
+              </w:rPr>
+              <w:t>Per Holder</w:t>
+            </w:r>
+          </w:p>
+        </w:tc>
+      </w:tr>
+      <w:tr>
+        <w:tc>
+          <w:tcPr>
+            <w:tcW w:type="dxa" w:w="960"/>
+          </w:tcPr>
+          <w:p>
+            <w:r>
+              <w:rPr>
+                <w:sz w:val="18"/>
+              </w:rPr>
+              <w:t>1</w:t>
+            </w:r>
+          </w:p>
+        </w:tc>
+        <w:tc>
+          <w:tcPr>
+            <w:tcW w:type="dxa" w:w="960"/>
+          </w:tcPr>
+          <w:p>
+            <w:r>
+              <w:rPr>
+                <w:sz w:val="18"/>
+              </w:rPr>
+              <w:t>6</w:t>
+            </w:r>
+          </w:p>
+        </w:tc>
+        <w:tc>
+          <w:tcPr>
+            <w:tcW w:type="dxa" w:w="960"/>
+          </w:tcPr>
+          <w:p>
+            <w:r>
+              <w:rPr>
+                <w:sz w:val="18"/>
+              </w:rPr>
+              <w:t>2</w:t>
+            </w:r>
+          </w:p>
+        </w:tc>
+        <w:tc>
+          <w:tcPr>
+            <w:tcW w:type="dxa" w:w="960"/>
+          </w:tcPr>
+          <w:p>
+            <w:r>
+              <w:rPr>
+                <w:sz w:val="18"/>
+              </w:rPr>
+              <w:t>2</w:t>
+            </w:r>
+          </w:p>
+        </w:tc>
+        <w:tc>
+          <w:tcPr>
+            <w:tcW w:type="dxa" w:w="960"/>
+          </w:tcPr>
+          <w:p>
+            <w:r>
+              <w:rPr>
+                <w:sz w:val="18"/>
+              </w:rPr>
+              <w:t>4</w:t>
+            </w:r>
+          </w:p>
+        </w:tc>
+        <w:tc>
+          <w:tcPr>
+            <w:tcW w:type="dxa" w:w="960"/>
+          </w:tcPr>
+          <w:p>
+            <w:r>
+              <w:rPr>
+                <w:sz w:val="18"/>
+              </w:rPr>
+              <w:t>튜토리얼</w:t>
+            </w:r>
+          </w:p>
+        </w:tc>
+        <w:tc>
+          <w:tcPr>
+            <w:tcW w:type="dxa" w:w="960"/>
+          </w:tcPr>
+          <w:p>
+            <w:r>
+              <w:rPr>
+                <w:sz w:val="18"/>
+              </w:rPr>
+              <w:t>2.0</w:t>
+            </w:r>
+          </w:p>
+        </w:tc>
+        <w:tc>
+          <w:tcPr>
+            <w:tcW w:type="dxa" w:w="960"/>
+          </w:tcPr>
+          <w:p>
+            <w:r>
+              <w:rPr>
+                <w:sz w:val="18"/>
+              </w:rPr>
+              <w:t>8</w:t>
+            </w:r>
+          </w:p>
+        </w:tc>
+        <w:tc>
+          <w:tcPr>
+            <w:tcW w:type="dxa" w:w="960"/>
+          </w:tcPr>
+          <w:p>
+            <w:r>
+              <w:rPr>
+                <w:sz w:val="18"/>
+              </w:rPr>
+              <w:t>4</w:t>
+            </w:r>
+          </w:p>
+        </w:tc>
+      </w:tr>
+      <w:tr>
+        <w:tc>
+          <w:tcPr>
+            <w:tcW w:type="dxa" w:w="960"/>
+          </w:tcPr>
+          <w:p>
+            <w:r>
+              <w:rPr>
+                <w:sz w:val="18"/>
+              </w:rPr>
+              <w:t>25</w:t>
+            </w:r>
+          </w:p>
+        </w:tc>
+        <w:tc>
+          <w:tcPr>
+            <w:tcW w:type="dxa" w:w="960"/>
+          </w:tcPr>
+          <w:p>
+            <w:r>
+              <w:rPr>
+                <w:sz w:val="18"/>
+              </w:rPr>
+              <w:t>20</w:t>
+            </w:r>
+          </w:p>
+        </w:tc>
+        <w:tc>
+          <w:tcPr>
+            <w:tcW w:type="dxa" w:w="960"/>
+          </w:tcPr>
+          <w:p>
+            <w:r>
+              <w:rPr>
+                <w:sz w:val="18"/>
+              </w:rPr>
+              <w:t>5</w:t>
+            </w:r>
+          </w:p>
+        </w:tc>
+        <w:tc>
+          <w:tcPr>
+            <w:tcW w:type="dxa" w:w="960"/>
+          </w:tcPr>
+          <w:p>
+            <w:r>
+              <w:rPr>
+                <w:sz w:val="18"/>
+              </w:rPr>
+              <w:t>5</w:t>
+            </w:r>
+          </w:p>
+        </w:tc>
+        <w:tc>
+          <w:tcPr>
+            <w:tcW w:type="dxa" w:w="960"/>
+          </w:tcPr>
+          <w:p>
+            <w:r>
+              <w:rPr>
+                <w:sz w:val="18"/>
+              </w:rPr>
+              <w:t>14</w:t>
+            </w:r>
+          </w:p>
+        </w:tc>
+        <w:tc>
+          <w:tcPr>
+            <w:tcW w:type="dxa" w:w="960"/>
+          </w:tcPr>
+          <w:p>
+            <w:r>
+              <w:rPr>
+                <w:sz w:val="18"/>
+              </w:rPr>
+              <w:t>휴식</w:t>
+            </w:r>
+          </w:p>
+        </w:tc>
+        <w:tc>
+          <w:tcPr>
+            <w:tcW w:type="dxa" w:w="960"/>
+          </w:tcPr>
+          <w:p>
+            <w:r>
+              <w:rPr>
+                <w:sz w:val="18"/>
+              </w:rPr>
+              <w:t>1.5</w:t>
+            </w:r>
+          </w:p>
+        </w:tc>
+        <w:tc>
+          <w:tcPr>
+            <w:tcW w:type="dxa" w:w="960"/>
+          </w:tcPr>
+          <w:p>
+            <w:r>
+              <w:rPr>
+                <w:sz w:val="18"/>
+              </w:rPr>
+              <w:t>21</w:t>
+            </w:r>
+          </w:p>
+        </w:tc>
+        <w:tc>
+          <w:tcPr>
+            <w:tcW w:type="dxa" w:w="960"/>
+          </w:tcPr>
+          <w:p>
+            <w:r>
+              <w:rPr>
+                <w:sz w:val="18"/>
+              </w:rPr>
+              <w:t>~4</w:t>
+            </w:r>
+          </w:p>
+        </w:tc>
+      </w:tr>
+      <w:tr>
+        <w:tc>
+          <w:tcPr>
+            <w:tcW w:type="dxa" w:w="960"/>
+          </w:tcPr>
+          <w:p>
+            <w:r>
+              <w:rPr>
+                <w:sz w:val="18"/>
+              </w:rPr>
+              <w:t>59</w:t>
+            </w:r>
+          </w:p>
+        </w:tc>
+        <w:tc>
+          <w:tcPr>
+            <w:tcW w:type="dxa" w:w="960"/>
+          </w:tcPr>
+          <w:p>
+            <w:r>
+              <w:rPr>
+                <w:sz w:val="18"/>
+              </w:rPr>
+              <w:t>35</w:t>
+            </w:r>
+          </w:p>
+        </w:tc>
+        <w:tc>
+          <w:tcPr>
+            <w:tcW w:type="dxa" w:w="960"/>
+          </w:tcPr>
+          <w:p>
+            <w:r>
+              <w:rPr>
+                <w:sz w:val="18"/>
+              </w:rPr>
+              <w:t>6</w:t>
+            </w:r>
+          </w:p>
+        </w:tc>
+        <w:tc>
+          <w:tcPr>
+            <w:tcW w:type="dxa" w:w="960"/>
+          </w:tcPr>
+          <w:p>
+            <w:r>
+              <w:rPr>
+                <w:sz w:val="18"/>
+              </w:rPr>
+              <w:t>6</w:t>
+            </w:r>
+          </w:p>
+        </w:tc>
+        <w:tc>
+          <w:tcPr>
+            <w:tcW w:type="dxa" w:w="960"/>
+          </w:tcPr>
+          <w:p>
+            <w:r>
+              <w:rPr>
+                <w:sz w:val="18"/>
+              </w:rPr>
+              <w:t>25</w:t>
+            </w:r>
+          </w:p>
+        </w:tc>
+        <w:tc>
+          <w:tcPr>
+            <w:tcW w:type="dxa" w:w="960"/>
+          </w:tcPr>
+          <w:p>
+            <w:r>
+              <w:rPr>
+                <w:sz w:val="18"/>
+              </w:rPr>
+              <w:t>하드</w:t>
+            </w:r>
+          </w:p>
+        </w:tc>
+        <w:tc>
+          <w:tcPr>
+            <w:tcW w:type="dxa" w:w="960"/>
+          </w:tcPr>
+          <w:p>
+            <w:r>
+              <w:rPr>
+                <w:sz w:val="18"/>
+              </w:rPr>
+              <w:t>1.15</w:t>
+            </w:r>
+          </w:p>
+        </w:tc>
+        <w:tc>
+          <w:tcPr>
+            <w:tcW w:type="dxa" w:w="960"/>
+          </w:tcPr>
+          <w:p>
+            <w:r>
+              <w:rPr>
+                <w:sz w:val="18"/>
+              </w:rPr>
+              <w:t>29</w:t>
+            </w:r>
+          </w:p>
+        </w:tc>
+        <w:tc>
+          <w:tcPr>
+            <w:tcW w:type="dxa" w:w="960"/>
+          </w:tcPr>
+          <w:p>
+            <w:r>
+              <w:rPr>
+                <w:sz w:val="18"/>
+              </w:rPr>
+              <w:t>~5</w:t>
+            </w:r>
+          </w:p>
+        </w:tc>
+      </w:tr>
+      <w:tr>
+        <w:tc>
+          <w:tcPr>
+            <w:tcW w:type="dxa" w:w="960"/>
+          </w:tcPr>
+          <w:p>
+            <w:r>
+              <w:rPr>
+                <w:sz w:val="18"/>
+              </w:rPr>
+              <w:t>99</w:t>
+            </w:r>
+          </w:p>
+        </w:tc>
+        <w:tc>
+          <w:tcPr>
+            <w:tcW w:type="dxa" w:w="960"/>
+          </w:tcPr>
+          <w:p>
+            <w:r>
+              <w:rPr>
+                <w:sz w:val="18"/>
+              </w:rPr>
+              <w:t>60</w:t>
+            </w:r>
+          </w:p>
+        </w:tc>
+        <w:tc>
+          <w:tcPr>
+            <w:tcW w:type="dxa" w:w="960"/>
+          </w:tcPr>
+          <w:p>
+            <w:r>
+              <w:rPr>
+                <w:sz w:val="18"/>
+              </w:rPr>
+              <w:t>8</w:t>
+            </w:r>
+          </w:p>
+        </w:tc>
+        <w:tc>
+          <w:tcPr>
+            <w:tcW w:type="dxa" w:w="960"/>
+          </w:tcPr>
+          <w:p>
+            <w:r>
+              <w:rPr>
+                <w:sz w:val="18"/>
+              </w:rPr>
+              <w:t>8</w:t>
+            </w:r>
+          </w:p>
+        </w:tc>
+        <w:tc>
+          <w:tcPr>
+            <w:tcW w:type="dxa" w:w="960"/>
+          </w:tcPr>
+          <w:p>
+            <w:r>
+              <w:rPr>
+                <w:sz w:val="18"/>
+              </w:rPr>
+              <w:t>42</w:t>
+            </w:r>
+          </w:p>
+        </w:tc>
+        <w:tc>
+          <w:tcPr>
+            <w:tcW w:type="dxa" w:w="960"/>
+          </w:tcPr>
+          <w:p>
+            <w:r>
+              <w:rPr>
+                <w:sz w:val="18"/>
+              </w:rPr>
+              <w:t>슈퍼하드</w:t>
+            </w:r>
+          </w:p>
+        </w:tc>
+        <w:tc>
+          <w:tcPr>
+            <w:tcW w:type="dxa" w:w="960"/>
+          </w:tcPr>
+          <w:p>
+            <w:r>
+              <w:rPr>
+                <w:sz w:val="18"/>
+              </w:rPr>
+              <w:t>1.05</w:t>
+            </w:r>
+          </w:p>
+        </w:tc>
+        <w:tc>
+          <w:tcPr>
+            <w:tcW w:type="dxa" w:w="960"/>
+          </w:tcPr>
+          <w:p>
+            <w:r>
+              <w:rPr>
+                <w:sz w:val="18"/>
+              </w:rPr>
+              <w:t>45</w:t>
+            </w:r>
+          </w:p>
+        </w:tc>
+        <w:tc>
+          <w:tcPr>
+            <w:tcW w:type="dxa" w:w="960"/>
+          </w:tcPr>
+          <w:p>
+            <w:r>
+              <w:rPr>
+                <w:sz w:val="18"/>
+              </w:rPr>
+              <w:t>~6</w:t>
             </w:r>
           </w:p>
         </w:tc>
@@ -1763,7 +2365,7 @@
         <w:pStyle w:val="Heading1"/>
       </w:pPr>
       <w:r>
-        <w:t>6. 스타 점수 기준</w:t>
+        <w:t>4. 스타 점수 기준</w:t>
       </w:r>
     </w:p>
     <w:p>
@@ -1772,23 +2374,497 @@
       </w:r>
     </w:p>
     <w:p>
+      <w:r>
+        <w:t>base_score는 모든 풍선을 기본 팝으로 터뜨렸을 때의 최소 점수. 실제 플레이에서 speed_bonus, clear_bonus, remaining_holder_bonus가 추가되어 star_2~3 달성이 가능. 체인 팝 메커닉 없음 — 순차 1:1 타격 기반.</w:t>
+      </w:r>
+    </w:p>
+    <w:p>
       <w:pPr>
         <w:pStyle w:val="Heading1"/>
       </w:pPr>
       <w:r>
-        <w:t>7. 클리어율 예측 모델</w:t>
+        <w:t>5. 클리어율 예측 모델</w:t>
       </w:r>
     </w:p>
     <w:p>
       <w:r>
-        <w:t>predicted_clear_rate(L) = sigmoid(k * (buffer_mult - threshold)) k = 5.0 threshold = 1.1</w:t>
+        <w:t>predicted_clear_rate(L) = sigmoid(k * (excess_margin - threshold)) excess_margin = (total_magazine - optimal_darts) / optimal_darts k = 6.0 threshold = 0.15</w:t>
       </w:r>
     </w:p>
     <w:p>
       <w:r>
-        <w:t>buffer_multiplier가 1.1 근처일 때 클리어율 50%, 1.5 이상이면 85%+, 1.05 이하이면 35% 이하.</w:t>
+        <w:t>excess_margin은 최적 다트 수 대비 여유 탄창 비율. 0.15 근처에서 클리어율 50%. 0.5+ 이면 85%+, 0.05 이하이면 30% 이하. 홀더 복귀율과 기믹 가중치는 optimal_darts 산출에 이미 반영됨.</w:t>
       </w:r>
     </w:p>
+    <w:p>
+      <w:pPr>
+        <w:pStyle w:val="Heading1"/>
+      </w:pPr>
+      <w:r>
+        <w:t>6. 실패 조건</w:t>
+      </w:r>
+    </w:p>
+    <w:p>
+      <w:r>
+        <w:t>홀더 초과. 홀더(5칸) 대기 보관함이 5개를 초과하면 실패. 보관함이 레일(원형 루프)에서 한 바퀴 돌고 탄창이 남으면 홀더로 복귀. 복귀된 보관함으로 홀더가 넘치는 것이 핵심 실패 메커니즘.</w:t>
+      </w:r>
+    </w:p>
+    <w:p>
+      <w:pPr>
+        <w:pStyle w:val="Heading1"/>
+      </w:pPr>
+      <w:r>
+        <w:t>7. 패키지별 클리어율 목표</w:t>
+      </w:r>
+    </w:p>
+    <w:tbl>
+      <w:tblPr>
+        <w:tblStyle w:val="TableGrid"/>
+        <w:tblW w:type="auto" w:w="0"/>
+        <w:jc w:val="center"/>
+        <w:tblLook w:firstColumn="1" w:firstRow="1" w:lastColumn="0" w:lastRow="0" w:noHBand="0" w:noVBand="1" w:val="04A0"/>
+      </w:tblPr>
+      <w:tblGrid>
+        <w:gridCol w:w="1728"/>
+        <w:gridCol w:w="1728"/>
+        <w:gridCol w:w="1728"/>
+        <w:gridCol w:w="1728"/>
+        <w:gridCol w:w="1728"/>
+      </w:tblGrid>
+      <w:tr>
+        <w:tc>
+          <w:tcPr>
+            <w:tcW w:type="dxa" w:w="1728"/>
+            <w:shd w:val="clear" w:color="auto" w:fill="4472C4"/>
+          </w:tcPr>
+          <w:p>
+            <w:pPr>
+              <w:jc w:val="center"/>
+            </w:pPr>
+            <w:r>
+              <w:rPr>
+                <w:b/>
+                <w:color w:val="FFFFFF"/>
+                <w:sz w:val="18"/>
+              </w:rPr>
+              <w:t>패키지</w:t>
+            </w:r>
+          </w:p>
+        </w:tc>
+        <w:tc>
+          <w:tcPr>
+            <w:tcW w:type="dxa" w:w="1728"/>
+            <w:shd w:val="clear" w:color="auto" w:fill="4472C4"/>
+          </w:tcPr>
+          <w:p>
+            <w:pPr>
+              <w:jc w:val="center"/>
+            </w:pPr>
+            <w:r>
+              <w:rPr>
+                <w:b/>
+                <w:color w:val="FFFFFF"/>
+                <w:sz w:val="18"/>
+              </w:rPr>
+              <w:t>CR 범위</w:t>
+            </w:r>
+          </w:p>
+        </w:tc>
+        <w:tc>
+          <w:tcPr>
+            <w:tcW w:type="dxa" w:w="1728"/>
+            <w:shd w:val="clear" w:color="auto" w:fill="4472C4"/>
+          </w:tcPr>
+          <w:p>
+            <w:pPr>
+              <w:jc w:val="center"/>
+            </w:pPr>
+            <w:r>
+              <w:rPr>
+                <w:b/>
+                <w:color w:val="FFFFFF"/>
+                <w:sz w:val="18"/>
+              </w:rPr>
+              <w:t>CR 평균</w:t>
+            </w:r>
+          </w:p>
+        </w:tc>
+        <w:tc>
+          <w:tcPr>
+            <w:tcW w:type="dxa" w:w="1728"/>
+            <w:shd w:val="clear" w:color="auto" w:fill="4472C4"/>
+          </w:tcPr>
+          <w:p>
+            <w:pPr>
+              <w:jc w:val="center"/>
+            </w:pPr>
+            <w:r>
+              <w:rPr>
+                <w:b/>
+                <w:color w:val="FFFFFF"/>
+                <w:sz w:val="18"/>
+              </w:rPr>
+              <w:t>시도 범위</w:t>
+            </w:r>
+          </w:p>
+        </w:tc>
+        <w:tc>
+          <w:tcPr>
+            <w:tcW w:type="dxa" w:w="1728"/>
+            <w:shd w:val="clear" w:color="auto" w:fill="4472C4"/>
+          </w:tcPr>
+          <w:p>
+            <w:pPr>
+              <w:jc w:val="center"/>
+            </w:pPr>
+            <w:r>
+              <w:rPr>
+                <w:b/>
+                <w:color w:val="FFFFFF"/>
+                <w:sz w:val="18"/>
+              </w:rPr>
+              <w:t>시도 평균</w:t>
+            </w:r>
+          </w:p>
+        </w:tc>
+      </w:tr>
+      <w:tr>
+        <w:tc>
+          <w:tcPr>
+            <w:tcW w:type="dxa" w:w="1728"/>
+          </w:tcPr>
+          <w:p>
+            <w:r>
+              <w:rPr>
+                <w:sz w:val="18"/>
+              </w:rPr>
+              <w:t>PKG1</w:t>
+            </w:r>
+          </w:p>
+        </w:tc>
+        <w:tc>
+          <w:tcPr>
+            <w:tcW w:type="dxa" w:w="1728"/>
+          </w:tcPr>
+          <w:p>
+            <w:r>
+              <w:rPr>
+                <w:sz w:val="18"/>
+              </w:rPr>
+              <w:t>0.6~0.95</w:t>
+            </w:r>
+          </w:p>
+        </w:tc>
+        <w:tc>
+          <w:tcPr>
+            <w:tcW w:type="dxa" w:w="1728"/>
+          </w:tcPr>
+          <w:p>
+            <w:r>
+              <w:rPr>
+                <w:sz w:val="18"/>
+              </w:rPr>
+              <w:t>0.83</w:t>
+            </w:r>
+          </w:p>
+        </w:tc>
+        <w:tc>
+          <w:tcPr>
+            <w:tcW w:type="dxa" w:w="1728"/>
+          </w:tcPr>
+          <w:p>
+            <w:r>
+              <w:rPr>
+                <w:sz w:val="18"/>
+              </w:rPr>
+              <w:t>1.0~3.0</w:t>
+            </w:r>
+          </w:p>
+        </w:tc>
+        <w:tc>
+          <w:tcPr>
+            <w:tcW w:type="dxa" w:w="1728"/>
+          </w:tcPr>
+          <w:p>
+            <w:r>
+              <w:rPr>
+                <w:sz w:val="18"/>
+              </w:rPr>
+              <w:t>1.4</w:t>
+            </w:r>
+          </w:p>
+        </w:tc>
+      </w:tr>
+      <w:tr>
+        <w:tc>
+          <w:tcPr>
+            <w:tcW w:type="dxa" w:w="1728"/>
+          </w:tcPr>
+          <w:p>
+            <w:r>
+              <w:rPr>
+                <w:sz w:val="18"/>
+              </w:rPr>
+              <w:t>PKG2</w:t>
+            </w:r>
+          </w:p>
+        </w:tc>
+        <w:tc>
+          <w:tcPr>
+            <w:tcW w:type="dxa" w:w="1728"/>
+          </w:tcPr>
+          <w:p>
+            <w:r>
+              <w:rPr>
+                <w:sz w:val="18"/>
+              </w:rPr>
+              <w:t>0.4~0.92</w:t>
+            </w:r>
+          </w:p>
+        </w:tc>
+        <w:tc>
+          <w:tcPr>
+            <w:tcW w:type="dxa" w:w="1728"/>
+          </w:tcPr>
+          <w:p>
+            <w:r>
+              <w:rPr>
+                <w:sz w:val="18"/>
+              </w:rPr>
+              <w:t>0.68</w:t>
+            </w:r>
+          </w:p>
+        </w:tc>
+        <w:tc>
+          <w:tcPr>
+            <w:tcW w:type="dxa" w:w="1728"/>
+          </w:tcPr>
+          <w:p>
+            <w:r>
+              <w:rPr>
+                <w:sz w:val="18"/>
+              </w:rPr>
+              <w:t>1.0~5.0</w:t>
+            </w:r>
+          </w:p>
+        </w:tc>
+        <w:tc>
+          <w:tcPr>
+            <w:tcW w:type="dxa" w:w="1728"/>
+          </w:tcPr>
+          <w:p>
+            <w:r>
+              <w:rPr>
+                <w:sz w:val="18"/>
+              </w:rPr>
+              <w:t>2.2</w:t>
+            </w:r>
+          </w:p>
+        </w:tc>
+      </w:tr>
+      <w:tr>
+        <w:tc>
+          <w:tcPr>
+            <w:tcW w:type="dxa" w:w="1728"/>
+          </w:tcPr>
+          <w:p>
+            <w:r>
+              <w:rPr>
+                <w:sz w:val="18"/>
+              </w:rPr>
+              <w:t>PKG3</w:t>
+            </w:r>
+          </w:p>
+        </w:tc>
+        <w:tc>
+          <w:tcPr>
+            <w:tcW w:type="dxa" w:w="1728"/>
+          </w:tcPr>
+          <w:p>
+            <w:r>
+              <w:rPr>
+                <w:sz w:val="18"/>
+              </w:rPr>
+              <w:t>0.38~0.92</w:t>
+            </w:r>
+          </w:p>
+        </w:tc>
+        <w:tc>
+          <w:tcPr>
+            <w:tcW w:type="dxa" w:w="1728"/>
+          </w:tcPr>
+          <w:p>
+            <w:r>
+              <w:rPr>
+                <w:sz w:val="18"/>
+              </w:rPr>
+              <w:t>0.64</w:t>
+            </w:r>
+          </w:p>
+        </w:tc>
+        <w:tc>
+          <w:tcPr>
+            <w:tcW w:type="dxa" w:w="1728"/>
+          </w:tcPr>
+          <w:p>
+            <w:r>
+              <w:rPr>
+                <w:sz w:val="18"/>
+              </w:rPr>
+              <w:t>1.0~5.5</w:t>
+            </w:r>
+          </w:p>
+        </w:tc>
+        <w:tc>
+          <w:tcPr>
+            <w:tcW w:type="dxa" w:w="1728"/>
+          </w:tcPr>
+          <w:p>
+            <w:r>
+              <w:rPr>
+                <w:sz w:val="18"/>
+              </w:rPr>
+              <w:t>2.5</w:t>
+            </w:r>
+          </w:p>
+        </w:tc>
+      </w:tr>
+      <w:tr>
+        <w:tc>
+          <w:tcPr>
+            <w:tcW w:type="dxa" w:w="1728"/>
+          </w:tcPr>
+          <w:p>
+            <w:r>
+              <w:rPr>
+                <w:sz w:val="18"/>
+              </w:rPr>
+              <w:t>PKG4</w:t>
+            </w:r>
+          </w:p>
+        </w:tc>
+        <w:tc>
+          <w:tcPr>
+            <w:tcW w:type="dxa" w:w="1728"/>
+          </w:tcPr>
+          <w:p>
+            <w:r>
+              <w:rPr>
+                <w:sz w:val="18"/>
+              </w:rPr>
+              <w:t>0.35~0.92</w:t>
+            </w:r>
+          </w:p>
+        </w:tc>
+        <w:tc>
+          <w:tcPr>
+            <w:tcW w:type="dxa" w:w="1728"/>
+          </w:tcPr>
+          <w:p>
+            <w:r>
+              <w:rPr>
+                <w:sz w:val="18"/>
+              </w:rPr>
+              <w:t>0.61</w:t>
+            </w:r>
+          </w:p>
+        </w:tc>
+        <w:tc>
+          <w:tcPr>
+            <w:tcW w:type="dxa" w:w="1728"/>
+          </w:tcPr>
+          <w:p>
+            <w:r>
+              <w:rPr>
+                <w:sz w:val="18"/>
+              </w:rPr>
+              <w:t>1.0~6.0</w:t>
+            </w:r>
+          </w:p>
+        </w:tc>
+        <w:tc>
+          <w:tcPr>
+            <w:tcW w:type="dxa" w:w="1728"/>
+          </w:tcPr>
+          <w:p>
+            <w:r>
+              <w:rPr>
+                <w:sz w:val="18"/>
+              </w:rPr>
+              <w:t>2.8</w:t>
+            </w:r>
+          </w:p>
+        </w:tc>
+      </w:tr>
+      <w:tr>
+        <w:tc>
+          <w:tcPr>
+            <w:tcW w:type="dxa" w:w="1728"/>
+          </w:tcPr>
+          <w:p>
+            <w:r>
+              <w:rPr>
+                <w:sz w:val="18"/>
+              </w:rPr>
+              <w:t>PKG5</w:t>
+            </w:r>
+          </w:p>
+        </w:tc>
+        <w:tc>
+          <w:tcPr>
+            <w:tcW w:type="dxa" w:w="1728"/>
+          </w:tcPr>
+          <w:p>
+            <w:r>
+              <w:rPr>
+                <w:sz w:val="18"/>
+              </w:rPr>
+              <w:t>0.3~0.92</w:t>
+            </w:r>
+          </w:p>
+        </w:tc>
+        <w:tc>
+          <w:tcPr>
+            <w:tcW w:type="dxa" w:w="1728"/>
+          </w:tcPr>
+          <w:p>
+            <w:r>
+              <w:rPr>
+                <w:sz w:val="18"/>
+              </w:rPr>
+              <w:t>0.58</w:t>
+            </w:r>
+          </w:p>
+        </w:tc>
+        <w:tc>
+          <w:tcPr>
+            <w:tcW w:type="dxa" w:w="1728"/>
+          </w:tcPr>
+          <w:p>
+            <w:r>
+              <w:rPr>
+                <w:sz w:val="18"/>
+              </w:rPr>
+              <w:t>1.0~7.0</w:t>
+            </w:r>
+          </w:p>
+        </w:tc>
+        <w:tc>
+          <w:tcPr>
+            <w:tcW w:type="dxa" w:w="1728"/>
+          </w:tcPr>
+          <w:p>
+            <w:r>
+              <w:rPr>
+                <w:sz w:val="18"/>
+              </w:rPr>
+              <w:t>3.2</w:t>
+            </w:r>
+          </w:p>
+        </w:tc>
+      </w:tr>
+    </w:tbl>
+    <w:p/>
     <w:p>
       <w:pPr>
         <w:pStyle w:val="Heading1"/>
@@ -1802,7 +2878,45 @@
         <w:pStyle w:val="Heading2"/>
       </w:pPr>
       <w:r>
-        <w:t>8-1. 일일 소스</w:t>
+        <w:t>8-1. 재화 구조</w:t>
+      </w:r>
+    </w:p>
+    <w:p>
+      <w:r>
+        <w:rPr>
+          <w:b/>
+          <w:sz w:val="20"/>
+        </w:rPr>
+        <w:t xml:space="preserve">주 재화: </w:t>
+      </w:r>
+      <w:r>
+        <w:rPr>
+          <w:sz w:val="20"/>
+        </w:rPr>
+        <w:t>코인 (soft) — 초기 2000개</w:t>
+      </w:r>
+    </w:p>
+    <w:p>
+      <w:r>
+        <w:rPr>
+          <w:b/>
+          <w:sz w:val="20"/>
+        </w:rPr>
+        <w:t xml:space="preserve">보조 재화: </w:t>
+      </w:r>
+      <w:r>
+        <w:rPr>
+          <w:sz w:val="20"/>
+        </w:rPr>
+        <w:t>젬 (하드 재화) — _TBD</w:t>
+      </w:r>
+    </w:p>
+    <w:p>
+      <w:pPr>
+        <w:pStyle w:val="Heading2"/>
+      </w:pPr>
+      <w:r>
+        <w:t>8-2. 코인 소스 (획득)</w:t>
       </w:r>
     </w:p>
     <w:tbl>
@@ -1851,7 +2965,7 @@
                 <w:color w:val="FFFFFF"/>
                 <w:sz w:val="18"/>
               </w:rPr>
-              <w:t>일일 추정</w:t>
+              <w:t>코인</w:t>
             </w:r>
           </w:p>
         </w:tc>
@@ -1866,7 +2980,7 @@
               <w:rPr>
                 <w:sz w:val="18"/>
               </w:rPr>
-              <w:t>level_clear</w:t>
+              <w:t>레벨 클리어 (노말)</w:t>
             </w:r>
           </w:p>
         </w:tc>
@@ -1879,7 +2993,7 @@
               <w:rPr>
                 <w:sz w:val="18"/>
               </w:rPr>
-              <w:t>12 * (100 + avg_level * 5) ~ 1800 (early) ~ 3000 (mid)</w:t>
+              <w:t>50</w:t>
             </w:r>
           </w:p>
         </w:tc>
@@ -1894,7 +3008,7 @@
               <w:rPr>
                 <w:sz w:val="18"/>
               </w:rPr>
-              <w:t>star_bonus</w:t>
+              <w:t>레벨 클리어 (하드)</w:t>
             </w:r>
           </w:p>
         </w:tc>
@@ -1907,7 +3021,7 @@
               <w:rPr>
                 <w:sz w:val="18"/>
               </w:rPr>
-              <w:t>12 * 1.5 * 50 = 900</w:t>
+              <w:t>75</w:t>
             </w:r>
           </w:p>
         </w:tc>
@@ -1922,7 +3036,7 @@
               <w:rPr>
                 <w:sz w:val="18"/>
               </w:rPr>
-              <w:t>daily_reward</w:t>
+              <w:t>레벨 클리어 (슈퍼하드)</w:t>
             </w:r>
           </w:p>
         </w:tc>
@@ -1935,7 +3049,7 @@
               <w:rPr>
                 <w:sz w:val="18"/>
               </w:rPr>
-              <w:t>400</w:t>
+              <w:t>100</w:t>
             </w:r>
           </w:p>
         </w:tc>
@@ -1950,7 +3064,7 @@
               <w:rPr>
                 <w:sz w:val="18"/>
               </w:rPr>
-              <w:t>ad_reward</w:t>
+              <w:t>보상형 광고</w:t>
             </w:r>
           </w:p>
         </w:tc>
@@ -1963,7 +3077,7 @@
               <w:rPr>
                 <w:sz w:val="18"/>
               </w:rPr>
-              <w:t>200 * 2.5 (avg views) = 500</w:t>
+              <w:t>TBD (피어 분석 후)</w:t>
             </w:r>
           </w:p>
         </w:tc>
@@ -1978,7 +3092,7 @@
               <w:rPr>
                 <w:sz w:val="18"/>
               </w:rPr>
-              <w:t>chapter_bonus</w:t>
+              <w:t>데일리 보상</w:t>
             </w:r>
           </w:p>
         </w:tc>
@@ -1991,7 +3105,324 @@
               <w:rPr>
                 <w:sz w:val="18"/>
               </w:rPr>
-              <w:t>400</w:t>
+              <w:t>7일 주기 순차 보상</w:t>
+            </w:r>
+          </w:p>
+        </w:tc>
+      </w:tr>
+    </w:tbl>
+    <w:p/>
+    <w:p>
+      <w:pPr>
+        <w:pStyle w:val="Heading2"/>
+      </w:pPr>
+      <w:r>
+        <w:t>8-3. 코인 싱크 (소비)</w:t>
+      </w:r>
+    </w:p>
+    <w:tbl>
+      <w:tblPr>
+        <w:tblStyle w:val="TableGrid"/>
+        <w:tblW w:type="auto" w:w="0"/>
+        <w:jc w:val="center"/>
+        <w:tblLook w:firstColumn="1" w:firstRow="1" w:lastColumn="0" w:lastRow="0" w:noHBand="0" w:noVBand="1" w:val="04A0"/>
+      </w:tblPr>
+      <w:tblGrid>
+        <w:gridCol w:w="2160"/>
+        <w:gridCol w:w="2160"/>
+        <w:gridCol w:w="2160"/>
+        <w:gridCol w:w="2160"/>
+      </w:tblGrid>
+      <w:tr>
+        <w:tc>
+          <w:tcPr>
+            <w:tcW w:type="dxa" w:w="2160"/>
+            <w:shd w:val="clear" w:color="auto" w:fill="4472C4"/>
+          </w:tcPr>
+          <w:p>
+            <w:pPr>
+              <w:jc w:val="center"/>
+            </w:pPr>
+            <w:r>
+              <w:rPr>
+                <w:b/>
+                <w:color w:val="FFFFFF"/>
+                <w:sz w:val="18"/>
+              </w:rPr>
+              <w:t>부스터</w:t>
+            </w:r>
+          </w:p>
+        </w:tc>
+        <w:tc>
+          <w:tcPr>
+            <w:tcW w:type="dxa" w:w="2160"/>
+            <w:shd w:val="clear" w:color="auto" w:fill="4472C4"/>
+          </w:tcPr>
+          <w:p>
+            <w:pPr>
+              <w:jc w:val="center"/>
+            </w:pPr>
+            <w:r>
+              <w:rPr>
+                <w:b/>
+                <w:color w:val="FFFFFF"/>
+                <w:sz w:val="18"/>
+              </w:rPr>
+              <w:t>가격</w:t>
+            </w:r>
+          </w:p>
+        </w:tc>
+        <w:tc>
+          <w:tcPr>
+            <w:tcW w:type="dxa" w:w="2160"/>
+            <w:shd w:val="clear" w:color="auto" w:fill="4472C4"/>
+          </w:tcPr>
+          <w:p>
+            <w:pPr>
+              <w:jc w:val="center"/>
+            </w:pPr>
+            <w:r>
+              <w:rPr>
+                <w:b/>
+                <w:color w:val="FFFFFF"/>
+                <w:sz w:val="18"/>
+              </w:rPr>
+              <w:t>수량</w:t>
+            </w:r>
+          </w:p>
+        </w:tc>
+        <w:tc>
+          <w:tcPr>
+            <w:tcW w:type="dxa" w:w="2160"/>
+            <w:shd w:val="clear" w:color="auto" w:fill="4472C4"/>
+          </w:tcPr>
+          <w:p>
+            <w:pPr>
+              <w:jc w:val="center"/>
+            </w:pPr>
+            <w:r>
+              <w:rPr>
+                <w:b/>
+                <w:color w:val="FFFFFF"/>
+                <w:sz w:val="18"/>
+              </w:rPr>
+              <w:t>비고</w:t>
+            </w:r>
+          </w:p>
+        </w:tc>
+      </w:tr>
+      <w:tr>
+        <w:tc>
+          <w:tcPr>
+            <w:tcW w:type="dxa" w:w="2160"/>
+          </w:tcPr>
+          <w:p>
+            <w:r>
+              <w:rPr>
+                <w:sz w:val="18"/>
+              </w:rPr>
+              <w:t>tray_add</w:t>
+            </w:r>
+          </w:p>
+        </w:tc>
+        <w:tc>
+          <w:tcPr>
+            <w:tcW w:type="dxa" w:w="2160"/>
+          </w:tcPr>
+          <w:p>
+            <w:r>
+              <w:rPr>
+                <w:sz w:val="18"/>
+              </w:rPr>
+              <w:t>300</w:t>
+            </w:r>
+          </w:p>
+        </w:tc>
+        <w:tc>
+          <w:tcPr>
+            <w:tcW w:type="dxa" w:w="2160"/>
+          </w:tcPr>
+          <w:p>
+            <w:r>
+              <w:rPr>
+                <w:sz w:val="18"/>
+              </w:rPr>
+              <w:t>1</w:t>
+            </w:r>
+          </w:p>
+        </w:tc>
+        <w:tc>
+          <w:tcPr>
+            <w:tcW w:type="dxa" w:w="2160"/>
+          </w:tcPr>
+          <w:p>
+            <w:r>
+              <w:rPr>
+                <w:sz w:val="18"/>
+              </w:rPr>
+              <w:t>가장 저렴한 보험</w:t>
+            </w:r>
+          </w:p>
+        </w:tc>
+      </w:tr>
+      <w:tr>
+        <w:tc>
+          <w:tcPr>
+            <w:tcW w:type="dxa" w:w="2160"/>
+          </w:tcPr>
+          <w:p>
+            <w:r>
+              <w:rPr>
+                <w:sz w:val="18"/>
+              </w:rPr>
+              <w:t>shuffle</w:t>
+            </w:r>
+          </w:p>
+        </w:tc>
+        <w:tc>
+          <w:tcPr>
+            <w:tcW w:type="dxa" w:w="2160"/>
+          </w:tcPr>
+          <w:p>
+            <w:r>
+              <w:rPr>
+                <w:sz w:val="18"/>
+              </w:rPr>
+              <w:t>1500</w:t>
+            </w:r>
+          </w:p>
+        </w:tc>
+        <w:tc>
+          <w:tcPr>
+            <w:tcW w:type="dxa" w:w="2160"/>
+          </w:tcPr>
+          <w:p>
+            <w:r>
+              <w:rPr>
+                <w:sz w:val="18"/>
+              </w:rPr>
+              <w:t>3</w:t>
+            </w:r>
+          </w:p>
+        </w:tc>
+        <w:tc>
+          <w:tcPr>
+            <w:tcW w:type="dxa" w:w="2160"/>
+          </w:tcPr>
+          <w:p>
+            <w:r>
+              <w:rPr>
+                <w:sz w:val="18"/>
+              </w:rPr>
+              <w:t>소트 퍼즐 표준</w:t>
+            </w:r>
+          </w:p>
+        </w:tc>
+      </w:tr>
+      <w:tr>
+        <w:tc>
+          <w:tcPr>
+            <w:tcW w:type="dxa" w:w="2160"/>
+          </w:tcPr>
+          <w:p>
+            <w:r>
+              <w:rPr>
+                <w:sz w:val="18"/>
+              </w:rPr>
+              <w:t>hand</w:t>
+            </w:r>
+          </w:p>
+        </w:tc>
+        <w:tc>
+          <w:tcPr>
+            <w:tcW w:type="dxa" w:w="2160"/>
+          </w:tcPr>
+          <w:p>
+            <w:r>
+              <w:rPr>
+                <w:sz w:val="18"/>
+              </w:rPr>
+              <w:t>1900</w:t>
+            </w:r>
+          </w:p>
+        </w:tc>
+        <w:tc>
+          <w:tcPr>
+            <w:tcW w:type="dxa" w:w="2160"/>
+          </w:tcPr>
+          <w:p>
+            <w:r>
+              <w:rPr>
+                <w:sz w:val="18"/>
+              </w:rPr>
+              <w:t>3</w:t>
+            </w:r>
+          </w:p>
+        </w:tc>
+        <w:tc>
+          <w:tcPr>
+            <w:tcW w:type="dxa" w:w="2160"/>
+          </w:tcPr>
+          <w:p>
+            <w:r>
+              <w:rPr>
+                <w:sz w:val="18"/>
+              </w:rPr>
+              <w:t>Hidden 기믹 대응</w:t>
+            </w:r>
+          </w:p>
+        </w:tc>
+      </w:tr>
+      <w:tr>
+        <w:tc>
+          <w:tcPr>
+            <w:tcW w:type="dxa" w:w="2160"/>
+          </w:tcPr>
+          <w:p>
+            <w:r>
+              <w:rPr>
+                <w:sz w:val="18"/>
+              </w:rPr>
+              <w:t>color_remove</w:t>
+            </w:r>
+          </w:p>
+        </w:tc>
+        <w:tc>
+          <w:tcPr>
+            <w:tcW w:type="dxa" w:w="2160"/>
+          </w:tcPr>
+          <w:p>
+            <w:r>
+              <w:rPr>
+                <w:sz w:val="18"/>
+              </w:rPr>
+              <w:t>2900</w:t>
+            </w:r>
+          </w:p>
+        </w:tc>
+        <w:tc>
+          <w:tcPr>
+            <w:tcW w:type="dxa" w:w="2160"/>
+          </w:tcPr>
+          <w:p>
+            <w:r>
+              <w:rPr>
+                <w:sz w:val="18"/>
+              </w:rPr>
+              <w:t>3</w:t>
+            </w:r>
+          </w:p>
+        </w:tc>
+        <w:tc>
+          <w:tcPr>
+            <w:tcW w:type="dxa" w:w="2160"/>
+          </w:tcPr>
+          <w:p>
+            <w:r>
+              <w:rPr>
+                <w:sz w:val="18"/>
+              </w:rPr>
+              <w:t>가장 강력</w:t>
             </w:r>
           </w:p>
         </w:tc>
@@ -2004,13 +3435,13 @@
           <w:b/>
           <w:sz w:val="20"/>
         </w:rPr>
-        <w:t xml:space="preserve">일일 총 소스: </w:t>
+        <w:t xml:space="preserve">컨티뉴: </w:t>
       </w:r>
       <w:r>
         <w:rPr>
           <w:sz w:val="20"/>
         </w:rPr>
-        <w:t>~3500 (D1~7), ~4500 (D8~30)</w:t>
+        <w:t>첫 1회 무료, 이후 [900, 1900, 2900] (최대 3회)</w:t>
       </w:r>
     </w:p>
     <w:p>
@@ -2019,157 +3450,21 @@
           <w:b/>
           <w:sz w:val="20"/>
         </w:rPr>
-        <w:t xml:space="preserve">일일 총 싱크: </w:t>
+        <w:t xml:space="preserve">하트 충전: </w:t>
       </w:r>
       <w:r>
         <w:rPr>
           <w:sz w:val="20"/>
         </w:rPr>
-        <w:t>~1500 (D1~7), ~2500 (D8~30)</w:t>
-      </w:r>
-    </w:p>
-    <w:p>
-      <w:r>
-        <w:rPr>
-          <w:b/>
-          <w:sz w:val="20"/>
-        </w:rPr>
-        <w:t xml:space="preserve">순 흐름: </w:t>
-      </w:r>
-      <w:r>
-        <w:rPr>
-          <w:sz w:val="20"/>
-        </w:rPr>
-        <w:t>+2000/day (early), +2000/day (mid) — 의도적 약간의 인플레이션으로 성장감 제공</w:t>
+        <w:t>900코인</w:t>
       </w:r>
     </w:p>
     <w:p>
       <w:pPr>
-        <w:pStyle w:val="Heading1"/>
+        <w:pStyle w:val="Heading2"/>
       </w:pPr>
       <w:r>
-        <w:t>9. 젬 경제</w:t>
-      </w:r>
-    </w:p>
-    <w:p>
-      <w:r>
-        <w:rPr>
-          <w:b/>
-          <w:sz w:val="20"/>
-        </w:rPr>
-        <w:t xml:space="preserve">일일 무과금 소스: </w:t>
-      </w:r>
-      <w:r>
-        <w:rPr>
-          <w:sz w:val="20"/>
-        </w:rPr>
-        <w:t>~8~11 gems/day</w:t>
-      </w:r>
-    </w:p>
-    <w:p>
-      <w:r>
-        <w:rPr>
-          <w:b/>
-          <w:sz w:val="20"/>
-        </w:rPr>
-        <w:t xml:space="preserve">일일 싱크: </w:t>
-      </w:r>
-      <w:r>
-        <w:rPr>
-          <w:sz w:val="20"/>
-        </w:rPr>
-        <w:t>~20~30 gems/day (active)</w:t>
-      </w:r>
-    </w:p>
-    <w:p>
-      <w:r>
-        <w:rPr>
-          <w:b/>
-          <w:sz w:val="20"/>
-        </w:rPr>
-        <w:t xml:space="preserve">적자: </w:t>
-      </w:r>
-      <w:r>
-        <w:rPr>
-          <w:sz w:val="20"/>
-        </w:rPr>
-        <w:t>~12~20 gems/day → IAP 또는 piggy bank로 충당</w:t>
-      </w:r>
-    </w:p>
-    <w:p>
-      <w:pPr>
-        <w:pStyle w:val="Heading1"/>
-      </w:pPr>
-      <w:r>
-        <w:t>10. 하트 경제</w:t>
-      </w:r>
-    </w:p>
-    <w:p>
-      <w:r>
-        <w:rPr>
-          <w:b/>
-          <w:sz w:val="20"/>
-        </w:rPr>
-        <w:t xml:space="preserve">최대: </w:t>
-      </w:r>
-      <w:r>
-        <w:rPr>
-          <w:sz w:val="20"/>
-        </w:rPr>
-        <w:t>5</w:t>
-      </w:r>
-    </w:p>
-    <w:p>
-      <w:r>
-        <w:rPr>
-          <w:b/>
-          <w:sz w:val="20"/>
-        </w:rPr>
-        <w:t xml:space="preserve">충전 시간: </w:t>
-      </w:r>
-      <w:r>
-        <w:rPr>
-          <w:sz w:val="20"/>
-        </w:rPr>
-        <w:t>30분/개</w:t>
-      </w:r>
-    </w:p>
-    <w:p>
-      <w:r>
-        <w:rPr>
-          <w:b/>
-          <w:sz w:val="20"/>
-        </w:rPr>
-        <w:t xml:space="preserve">일일 자연 충전: </w:t>
-      </w:r>
-      <w:r>
-        <w:rPr>
-          <w:sz w:val="20"/>
-        </w:rPr>
-        <w:t>약 48개 (24h / 0.5h)</w:t>
-      </w:r>
-    </w:p>
-    <w:p>
-      <w:r>
-        <w:rPr>
-          <w:b/>
-          <w:sz w:val="20"/>
-        </w:rPr>
-        <w:t xml:space="preserve">일일 소비: </w:t>
-      </w:r>
-      <w:r>
-        <w:rPr>
-          <w:sz w:val="20"/>
-        </w:rPr>
-        <w:t>12 * 1.6 = ~19</w:t>
-      </w:r>
-    </w:p>
-    <w:p>
-      <w:pPr>
-        <w:pStyle w:val="Heading1"/>
-      </w:pPr>
-      <w:r>
-        <w:t>11. LTV 예측</w:t>
+        <w:t>8-4. 패키지별 코인 흐름</w:t>
       </w:r>
     </w:p>
     <w:tbl>
@@ -2180,13 +3475,15 @@
         <w:tblLook w:firstColumn="1" w:firstRow="1" w:lastColumn="0" w:lastRow="0" w:noHBand="0" w:noVBand="1" w:val="04A0"/>
       </w:tblPr>
       <w:tblGrid>
-        <w:gridCol w:w="4320"/>
-        <w:gridCol w:w="4320"/>
+        <w:gridCol w:w="2160"/>
+        <w:gridCol w:w="2160"/>
+        <w:gridCol w:w="2160"/>
+        <w:gridCol w:w="2160"/>
       </w:tblGrid>
       <w:tr>
         <w:tc>
           <w:tcPr>
-            <w:tcW w:type="dxa" w:w="4320"/>
+            <w:tcW w:type="dxa" w:w="2160"/>
             <w:shd w:val="clear" w:color="auto" w:fill="4472C4"/>
           </w:tcPr>
           <w:p>
@@ -2199,13 +3496,13 @@
                 <w:color w:val="FFFFFF"/>
                 <w:sz w:val="18"/>
               </w:rPr>
-              <w:t>지표</w:t>
+              <w:t>패키지</w:t>
             </w:r>
           </w:p>
         </w:tc>
         <w:tc>
           <w:tcPr>
-            <w:tcW w:type="dxa" w:w="4320"/>
+            <w:tcW w:type="dxa" w:w="2160"/>
             <w:shd w:val="clear" w:color="auto" w:fill="4472C4"/>
           </w:tcPr>
           <w:p>
@@ -2218,7 +3515,45 @@
                 <w:color w:val="FFFFFF"/>
                 <w:sz w:val="18"/>
               </w:rPr>
-              <w:t>값</w:t>
+              <w:t>소스 예상</w:t>
+            </w:r>
+          </w:p>
+        </w:tc>
+        <w:tc>
+          <w:tcPr>
+            <w:tcW w:type="dxa" w:w="2160"/>
+            <w:shd w:val="clear" w:color="auto" w:fill="4472C4"/>
+          </w:tcPr>
+          <w:p>
+            <w:pPr>
+              <w:jc w:val="center"/>
+            </w:pPr>
+            <w:r>
+              <w:rPr>
+                <w:b/>
+                <w:color w:val="FFFFFF"/>
+                <w:sz w:val="18"/>
+              </w:rPr>
+              <w:t>싱크 예상</w:t>
+            </w:r>
+          </w:p>
+        </w:tc>
+        <w:tc>
+          <w:tcPr>
+            <w:tcW w:type="dxa" w:w="2160"/>
+            <w:shd w:val="clear" w:color="auto" w:fill="4472C4"/>
+          </w:tcPr>
+          <w:p>
+            <w:pPr>
+              <w:jc w:val="center"/>
+            </w:pPr>
+            <w:r>
+              <w:rPr>
+                <w:b/>
+                <w:color w:val="FFFFFF"/>
+                <w:sz w:val="18"/>
+              </w:rPr>
+              <w:t>순 흐름</w:t>
             </w:r>
           </w:p>
         </w:tc>
@@ -2226,27 +3561,53 @@
       <w:tr>
         <w:tc>
           <w:tcPr>
-            <w:tcW w:type="dxa" w:w="4320"/>
+            <w:tcW w:type="dxa" w:w="2160"/>
           </w:tcPr>
           <w:p>
             <w:r>
               <w:rPr>
                 <w:sz w:val="18"/>
               </w:rPr>
-              <w:t>D1 Retention</w:t>
+              <w:t>PKG1</w:t>
             </w:r>
           </w:p>
         </w:tc>
         <w:tc>
           <w:tcPr>
-            <w:tcW w:type="dxa" w:w="4320"/>
+            <w:tcW w:type="dxa" w:w="2160"/>
           </w:tcPr>
           <w:p>
             <w:r>
               <w:rPr>
                 <w:sz w:val="18"/>
               </w:rPr>
-              <w:t>0.45</w:t>
+              <w:t>20레벨 × 50코인 = 1,000코인 (대부분 노말/휴식)</w:t>
+            </w:r>
+          </w:p>
+        </w:tc>
+        <w:tc>
+          <w:tcPr>
+            <w:tcW w:type="dxa" w:w="2160"/>
+          </w:tcPr>
+          <w:p>
+            <w:r>
+              <w:rPr>
+                <w:sz w:val="18"/>
+              </w:rPr>
+              <w:t>낮음 (튜토리얼 단계, 부스터 필요 낮음)</w:t>
+            </w:r>
+          </w:p>
+        </w:tc>
+        <w:tc>
+          <w:tcPr>
+            <w:tcW w:type="dxa" w:w="2160"/>
+          </w:tcPr>
+          <w:p>
+            <w:r>
+              <w:rPr>
+                <w:sz w:val="18"/>
+              </w:rPr>
+              <w:t>양수 (코인 축적기)</w:t>
             </w:r>
           </w:p>
         </w:tc>
@@ -2254,27 +3615,53 @@
       <w:tr>
         <w:tc>
           <w:tcPr>
-            <w:tcW w:type="dxa" w:w="4320"/>
+            <w:tcW w:type="dxa" w:w="2160"/>
           </w:tcPr>
           <w:p>
             <w:r>
               <w:rPr>
                 <w:sz w:val="18"/>
               </w:rPr>
-              <w:t>D7 Retention</w:t>
+              <w:t>PKG2</w:t>
             </w:r>
           </w:p>
         </w:tc>
         <w:tc>
           <w:tcPr>
-            <w:tcW w:type="dxa" w:w="4320"/>
+            <w:tcW w:type="dxa" w:w="2160"/>
           </w:tcPr>
           <w:p>
             <w:r>
               <w:rPr>
                 <w:sz w:val="18"/>
               </w:rPr>
-              <w:t>0.2</w:t>
+              <w:t>노말15×50 + 하드3×75 + 슈퍼하드1×100 + 휴식1×50 = 1,125코인</w:t>
+            </w:r>
+          </w:p>
+        </w:tc>
+        <w:tc>
+          <w:tcPr>
+            <w:tcW w:type="dxa" w:w="2160"/>
+          </w:tcPr>
+          <w:p>
+            <w:r>
+              <w:rPr>
+                <w:sz w:val="18"/>
+              </w:rPr>
+              <w:t>하드에서 부스터 1~2회 (300~600코인)</w:t>
+            </w:r>
+          </w:p>
+        </w:tc>
+        <w:tc>
+          <w:tcPr>
+            <w:tcW w:type="dxa" w:w="2160"/>
+          </w:tcPr>
+          <w:p>
+            <w:r>
+              <w:rPr>
+                <w:sz w:val="18"/>
+              </w:rPr>
+              <w:t>소폭 양수</w:t>
             </w:r>
           </w:p>
         </w:tc>
@@ -2282,27 +3669,53 @@
       <w:tr>
         <w:tc>
           <w:tcPr>
-            <w:tcW w:type="dxa" w:w="4320"/>
+            <w:tcW w:type="dxa" w:w="2160"/>
           </w:tcPr>
           <w:p>
             <w:r>
               <w:rPr>
                 <w:sz w:val="18"/>
               </w:rPr>
-              <w:t>D30 Retention</w:t>
+              <w:t>PKG3</w:t>
             </w:r>
           </w:p>
         </w:tc>
         <w:tc>
           <w:tcPr>
-            <w:tcW w:type="dxa" w:w="4320"/>
+            <w:tcW w:type="dxa" w:w="2160"/>
           </w:tcPr>
           <w:p>
             <w:r>
               <w:rPr>
                 <w:sz w:val="18"/>
               </w:rPr>
-              <w:t>0.08</w:t>
+              <w:t>~1,125코인</w:t>
+            </w:r>
+          </w:p>
+        </w:tc>
+        <w:tc>
+          <w:tcPr>
+            <w:tcW w:type="dxa" w:w="2160"/>
+          </w:tcPr>
+          <w:p>
+            <w:r>
+              <w:rPr>
+                <w:sz w:val="18"/>
+              </w:rPr>
+              <w:t>하드+슈퍼하드에서 부스터+컨티뉴 증가 (1,000~1,500코인)</w:t>
+            </w:r>
+          </w:p>
+        </w:tc>
+        <w:tc>
+          <w:tcPr>
+            <w:tcW w:type="dxa" w:w="2160"/>
+          </w:tcPr>
+          <w:p>
+            <w:r>
+              <w:rPr>
+                <w:sz w:val="18"/>
+              </w:rPr>
+              <w:t>균형~소폭 음수 (과금 유도 시작)</w:t>
             </w:r>
           </w:p>
         </w:tc>
@@ -2310,27 +3723,53 @@
       <w:tr>
         <w:tc>
           <w:tcPr>
-            <w:tcW w:type="dxa" w:w="4320"/>
+            <w:tcW w:type="dxa" w:w="2160"/>
           </w:tcPr>
           <w:p>
             <w:r>
               <w:rPr>
                 <w:sz w:val="18"/>
               </w:rPr>
-              <w:t>Payer Rate</w:t>
+              <w:t>PKG4</w:t>
             </w:r>
           </w:p>
         </w:tc>
         <w:tc>
           <w:tcPr>
-            <w:tcW w:type="dxa" w:w="4320"/>
+            <w:tcW w:type="dxa" w:w="2160"/>
           </w:tcPr>
           <w:p>
             <w:r>
               <w:rPr>
                 <w:sz w:val="18"/>
               </w:rPr>
-              <w:t>0.03</w:t>
+              <w:t>~1,125코인</w:t>
+            </w:r>
+          </w:p>
+        </w:tc>
+        <w:tc>
+          <w:tcPr>
+            <w:tcW w:type="dxa" w:w="2160"/>
+          </w:tcPr>
+          <w:p>
+            <w:r>
+              <w:rPr>
+                <w:sz w:val="18"/>
+              </w:rPr>
+              <w:t>부스터+컨티뉴 빈번 (1,500~2,000코인)</w:t>
+            </w:r>
+          </w:p>
+        </w:tc>
+        <w:tc>
+          <w:tcPr>
+            <w:tcW w:type="dxa" w:w="2160"/>
+          </w:tcPr>
+          <w:p>
+            <w:r>
+              <w:rPr>
+                <w:sz w:val="18"/>
+              </w:rPr>
+              <w:t>음수 (과금 유도)</w:t>
             </w:r>
           </w:p>
         </w:tc>
@@ -2338,145 +3777,130 @@
       <w:tr>
         <w:tc>
           <w:tcPr>
-            <w:tcW w:type="dxa" w:w="4320"/>
+            <w:tcW w:type="dxa" w:w="2160"/>
           </w:tcPr>
           <w:p>
             <w:r>
               <w:rPr>
                 <w:sz w:val="18"/>
               </w:rPr>
-              <w:t>ARPPU</w:t>
+              <w:t>PKG5</w:t>
             </w:r>
           </w:p>
         </w:tc>
         <w:tc>
           <w:tcPr>
-            <w:tcW w:type="dxa" w:w="4320"/>
+            <w:tcW w:type="dxa" w:w="2160"/>
           </w:tcPr>
           <w:p>
             <w:r>
               <w:rPr>
                 <w:sz w:val="18"/>
               </w:rPr>
-              <w:t>$15.0</w:t>
+              <w:t>~1,125코인</w:t>
             </w:r>
           </w:p>
         </w:tc>
-      </w:tr>
-      <w:tr>
         <w:tc>
           <w:tcPr>
-            <w:tcW w:type="dxa" w:w="4320"/>
+            <w:tcW w:type="dxa" w:w="2160"/>
           </w:tcPr>
           <w:p>
             <w:r>
               <w:rPr>
                 <w:sz w:val="18"/>
               </w:rPr>
-              <w:t>Ad ARPDAU</w:t>
+              <w:t>부스터+컨티뉴 집중 (2,000~3,000코인)</w:t>
             </w:r>
           </w:p>
         </w:tc>
         <w:tc>
           <w:tcPr>
-            <w:tcW w:type="dxa" w:w="4320"/>
+            <w:tcW w:type="dxa" w:w="2160"/>
           </w:tcPr>
           <w:p>
             <w:r>
               <w:rPr>
                 <w:sz w:val="18"/>
               </w:rPr>
-              <w:t>$0.08</w:t>
-            </w:r>
-          </w:p>
-        </w:tc>
-      </w:tr>
-      <w:tr>
-        <w:tc>
-          <w:tcPr>
-            <w:tcW w:type="dxa" w:w="4320"/>
-          </w:tcPr>
-          <w:p>
-            <w:r>
-              <w:rPr>
-                <w:sz w:val="18"/>
-              </w:rPr>
-              <w:t>LTV (IAP)</w:t>
-            </w:r>
-          </w:p>
-        </w:tc>
-        <w:tc>
-          <w:tcPr>
-            <w:tcW w:type="dxa" w:w="4320"/>
-          </w:tcPr>
-          <w:p>
-            <w:r>
-              <w:rPr>
-                <w:sz w:val="18"/>
-              </w:rPr>
-              <w:t>DAU * payer_rate * ARPPU = $0.45/install</w:t>
-            </w:r>
-          </w:p>
-        </w:tc>
-      </w:tr>
-      <w:tr>
-        <w:tc>
-          <w:tcPr>
-            <w:tcW w:type="dxa" w:w="4320"/>
-          </w:tcPr>
-          <w:p>
-            <w:r>
-              <w:rPr>
-                <w:sz w:val="18"/>
-              </w:rPr>
-              <w:t>LTV (Ad)</w:t>
-            </w:r>
-          </w:p>
-        </w:tc>
-        <w:tc>
-          <w:tcPr>
-            <w:tcW w:type="dxa" w:w="4320"/>
-          </w:tcPr>
-          <w:p>
-            <w:r>
-              <w:rPr>
-                <w:sz w:val="18"/>
-              </w:rPr>
-              <w:t>DAU_weighted * ad_ARPDAU * 30 = $0.38/install</w:t>
-            </w:r>
-          </w:p>
-        </w:tc>
-      </w:tr>
-      <w:tr>
-        <w:tc>
-          <w:tcPr>
-            <w:tcW w:type="dxa" w:w="4320"/>
-          </w:tcPr>
-          <w:p>
-            <w:r>
-              <w:rPr>
-                <w:sz w:val="18"/>
-              </w:rPr>
-              <w:t>LTV (Total)</w:t>
-            </w:r>
-          </w:p>
-        </w:tc>
-        <w:tc>
-          <w:tcPr>
-            <w:tcW w:type="dxa" w:w="4320"/>
-          </w:tcPr>
-          <w:p>
-            <w:r>
-              <w:rPr>
-                <w:sz w:val="18"/>
-              </w:rPr>
-              <w:t>$0.83/install (D30)</w:t>
+              <w:t>음수 (과금 의존 증가)</w:t>
             </w:r>
           </w:p>
         </w:tc>
       </w:tr>
     </w:tbl>
     <w:p/>
+    <w:p>
+      <w:pPr>
+        <w:pStyle w:val="Heading2"/>
+      </w:pPr>
+      <w:r>
+        <w:t>8-5. 밸런스 원칙</w:t>
+      </w:r>
+    </w:p>
+    <w:p>
+      <w:pPr>
+        <w:pStyle w:val="ListBullet"/>
+        <w:ind w:left="850"/>
+      </w:pPr>
+      <w:r>
+        <w:t>PKG1~2: 코인 축적기. 무과금으로 편안하게 진행</w:t>
+      </w:r>
+    </w:p>
+    <w:p>
+      <w:pPr>
+        <w:pStyle w:val="ListBullet"/>
+        <w:ind w:left="850"/>
+      </w:pPr>
+      <w:r>
+        <w:t>PKG3: 전환점. 부스터/컨티뉴 소비 증가 → 코인 부족 시작</w:t>
+      </w:r>
+    </w:p>
+    <w:p>
+      <w:pPr>
+        <w:pStyle w:val="ListBullet"/>
+        <w:ind w:left="850"/>
+      </w:pPr>
+      <w:r>
+        <w:t>PKG4~5: 과금 유도. 자연 획득만으로는 부족한 구조</w:t>
+      </w:r>
+    </w:p>
+    <w:p>
+      <w:pPr>
+        <w:pStyle w:val="ListBullet"/>
+        <w:ind w:left="850"/>
+      </w:pPr>
+      <w:r>
+        <w:t>net_coin_flow 추적: 패키지 단위 인플레 방지</w:t>
+      </w:r>
+    </w:p>
+    <w:p>
+      <w:pPr>
+        <w:pStyle w:val="ListBullet"/>
+        <w:ind w:left="850"/>
+      </w:pPr>
+      <w:r>
+        <w:t>트레이 추가(300코인)는 무과금도 자주 구매 가능</w:t>
+      </w:r>
+    </w:p>
+    <w:p>
+      <w:pPr>
+        <w:pStyle w:val="ListBullet"/>
+        <w:ind w:left="850"/>
+      </w:pPr>
+      <w:r>
+        <w:t>색상 제거(2900/3)는 무과금에게 고급 아이템</w:t>
+      </w:r>
+    </w:p>
+    <w:p>
+      <w:pPr>
+        <w:pStyle w:val="ListBullet"/>
+        <w:ind w:left="850"/>
+      </w:pPr>
+      <w:r>
+        <w:t>가격 정책 역산: 코인 가격은 부스터(300~2900) + 컨티뉴(900~2900) 기준</w:t>
+      </w:r>
+    </w:p>
     <w:sectPr>
       <w:pgSz w:w="12240" w:h="15840"/>
       <w:pgMar w:top="1440" w:right="1800" w:bottom="1440" w:left="1800" w:header="720" w:footer="720" w:gutter="0"/>
